--- a/projects/valuepickr-open-screen/docs/Control Print.docx
+++ b/projects/valuepickr-open-screen/docs/Control Print.docx
@@ -32,7 +32,7 @@
           <w:sz w:val="22"/>
           <w:szCs w:val="22"/>
         </w:rPr>
-        <w:t xml:space="preserve">Sticky, toll-booth-like marking/coding monopoly reinvesting into new verticals that have so far been a drag on returns</w:t>
+        <w:t xml:space="preserve">Sticky, toll-booth-like coding/marking near-monopoly with a debt-free, dividend-paying core — but growth stalled to +3.8% in Q1 FY27 and the new international-packaging verticals are still loss-making with breakeven now pushed and 'uncertain'</w:t>
       </w:r>
     </w:p>
     <w:p>
@@ -49,7 +49,7 @@
         <w:spacing w:after="120"/>
       </w:pPr>
       <w:r>
-        <w:t xml:space="preserve">Control Print manufactures coding and marking machines, consumables, and surgical masks, with a dominant/near-monopoly position in India's small (~Rs 1,500-1,700 Cr) marking-and-coding industry. Business model is genuinely sticky: printer life is ~8 years, and once bought, spares/consumables/service must be sourced from Control Print. Company has been reinvesting cash flow into new verticals — Track &amp; Trace SaaS, V-Shapes/CP Italy digital printing, Codeology, Markprint BV.</w:t>
+        <w:t xml:space="preserve">Control Print manufactures coding and marking machines, consumables (inks/fluids), spares and services, with a dominant/near-monopoly position in India's small (~Rs 1,500-1,700 Cr) marking-and-coding industry and the only domestic manufacturer of both printers and consumables (plants at Nalagarh HP and Guwahati). Model is genuinely sticky: printer life ~8 years and consumables/spares/service must then be sourced from Control Print. Since ~2022-23 it has reinvested core cash flow into international packaging / digital-print verticals — CP Italy S.R.L. / V-Shapes, Markprint BV, Codeology, plus a Track &amp; Trace SaaS effort — which have so far been a drag on consolidated returns.</w:t>
       </w:r>
     </w:p>
     <w:p>
@@ -99,7 +99,7 @@
           </w:tcPr>
           <w:p>
             <w:r>
-              <w:t xml:space="preserve">Rs 907 Cr</w:t>
+              <w:t xml:space="preserve">Rs ~910-960 Cr (CMP ~Rs 600; 52-wk Rs 517.5 - 918.5)</w:t>
             </w:r>
           </w:p>
         </w:tc>
@@ -153,34 +153,88 @@
           </w:tcPr>
           <w:p>
             <w:r>
-              <w:t xml:space="preserve">9.52%</w:t>
-            </w:r>
-          </w:p>
-        </w:tc>
-      </w:tr>
-      <w:tr>
-        <w:tc>
-          <w:tcPr>
-            <w:tcW w:type="dxa" w:w="3200"/>
-            <w:shd w:fill="F2F2F2" w:val="clear"/>
-          </w:tcPr>
-          <w:p>
-            <w:r>
-              <w:rPr>
-                <w:b/>
-                <w:bCs/>
-              </w:rPr>
-              <w:t xml:space="preserve">Revenue growth</w:t>
-            </w:r>
-          </w:p>
-        </w:tc>
-        <w:tc>
-          <w:tcPr>
-            <w:tcW w:type="dxa" w:w="5800"/>
-          </w:tcPr>
-          <w:p>
-            <w:r>
-              <w:t xml:space="preserve">14.6% CAGR (vs 4.28% industry median)</w:t>
+              <w:t xml:space="preserve">9.52% consolidated (core standalone materially higher; packaging losses drag the consol number)</w:t>
+            </w:r>
+          </w:p>
+        </w:tc>
+      </w:tr>
+      <w:tr>
+        <w:tc>
+          <w:tcPr>
+            <w:tcW w:type="dxa" w:w="3200"/>
+            <w:shd w:fill="F2F2F2" w:val="clear"/>
+          </w:tcPr>
+          <w:p>
+            <w:r>
+              <w:rPr>
+                <w:b/>
+                <w:bCs/>
+              </w:rPr>
+              <w:t xml:space="preserve">Revenue</w:t>
+            </w:r>
+          </w:p>
+        </w:tc>
+        <w:tc>
+          <w:tcPr>
+            <w:tcW w:type="dxa" w:w="5800"/>
+          </w:tcPr>
+          <w:p>
+            <w:r>
+              <w:t xml:space="preserve">FY26 consol Rs 482-484 Cr (+12.3% YoY); Q1 FY27 Rs 115.6 Cr (+3.8% YoY — sharp deceleration from a ~10%/qtr trend)</w:t>
+            </w:r>
+          </w:p>
+        </w:tc>
+      </w:tr>
+      <w:tr>
+        <w:tc>
+          <w:tcPr>
+            <w:tcW w:type="dxa" w:w="3200"/>
+            <w:shd w:fill="F2F2F2" w:val="clear"/>
+          </w:tcPr>
+          <w:p>
+            <w:r>
+              <w:rPr>
+                <w:b/>
+                <w:bCs/>
+              </w:rPr>
+              <w:t xml:space="preserve">PAT</w:t>
+            </w:r>
+          </w:p>
+        </w:tc>
+        <w:tc>
+          <w:tcPr>
+            <w:tcW w:type="dxa" w:w="5800"/>
+          </w:tcPr>
+          <w:p>
+            <w:r>
+              <w:t xml:space="preserve">FY26 consol Rs 44 Cr (standalone ~Rs 80 Cr); FY25 consol Rs 100 Cr (likely acquisition-related one-off); Q1 FY27 consol Rs 3.92 Cr vs Rs 8.56 Cr YoY (standalone Rs 12.4 Cr vs Rs 21.3 Cr)</w:t>
+            </w:r>
+          </w:p>
+        </w:tc>
+      </w:tr>
+      <w:tr>
+        <w:tc>
+          <w:tcPr>
+            <w:tcW w:type="dxa" w:w="3200"/>
+            <w:shd w:fill="F2F2F2" w:val="clear"/>
+          </w:tcPr>
+          <w:p>
+            <w:r>
+              <w:rPr>
+                <w:b/>
+                <w:bCs/>
+              </w:rPr>
+              <w:t xml:space="preserve">Valuation</w:t>
+            </w:r>
+          </w:p>
+        </w:tc>
+        <w:tc>
+          <w:tcPr>
+            <w:tcW w:type="dxa" w:w="5800"/>
+          </w:tcPr>
+          <w:p>
+            <w:r>
+              <w:t xml:space="preserve">~24-25x TTM consolidated EPS (~Rs 24); ~11-12x on standalone core earnings alone</w:t>
             </w:r>
           </w:p>
         </w:tc>
@@ -207,34 +261,61 @@
           </w:tcPr>
           <w:p>
             <w:r>
-              <w:t xml:space="preserve">Almost debt-free</w:t>
-            </w:r>
-          </w:p>
-        </w:tc>
-      </w:tr>
-      <w:tr>
-        <w:tc>
-          <w:tcPr>
-            <w:tcW w:type="dxa" w:w="3200"/>
-            <w:shd w:fill="F2F2F2" w:val="clear"/>
-          </w:tcPr>
-          <w:p>
-            <w:r>
-              <w:rPr>
-                <w:b/>
-                <w:bCs/>
-              </w:rPr>
-              <w:t xml:space="preserve">52-week range</w:t>
-            </w:r>
-          </w:p>
-        </w:tc>
-        <w:tc>
-          <w:tcPr>
-            <w:tcW w:type="dxa" w:w="5800"/>
-          </w:tcPr>
-          <w:p>
-            <w:r>
-              <w:t xml:space="preserve">Rs 517.5 - 918.5</w:t>
+              <w:t xml:space="preserve">Nearly debt-free (~Rs 7 Cr borrowings, Mar 2026); net cash</w:t>
+            </w:r>
+          </w:p>
+        </w:tc>
+      </w:tr>
+      <w:tr>
+        <w:tc>
+          <w:tcPr>
+            <w:tcW w:type="dxa" w:w="3200"/>
+            <w:shd w:fill="F2F2F2" w:val="clear"/>
+          </w:tcPr>
+          <w:p>
+            <w:r>
+              <w:rPr>
+                <w:b/>
+                <w:bCs/>
+              </w:rPr>
+              <w:t xml:space="preserve">Dividend</w:t>
+            </w:r>
+          </w:p>
+        </w:tc>
+        <w:tc>
+          <w:tcPr>
+            <w:tcW w:type="dxa" w:w="5800"/>
+          </w:tcPr>
+          <w:p>
+            <w:r>
+              <w:t xml:space="preserve">Rs 6/share for FY26 (~1.7% yield); consistent payer</w:t>
+            </w:r>
+          </w:p>
+        </w:tc>
+      </w:tr>
+      <w:tr>
+        <w:tc>
+          <w:tcPr>
+            <w:tcW w:type="dxa" w:w="3200"/>
+            <w:shd w:fill="F2F2F2" w:val="clear"/>
+          </w:tcPr>
+          <w:p>
+            <w:r>
+              <w:rPr>
+                <w:b/>
+                <w:bCs/>
+              </w:rPr>
+              <w:t xml:space="preserve">Shareholding</w:t>
+            </w:r>
+          </w:p>
+        </w:tc>
+        <w:tc>
+          <w:tcPr>
+            <w:tcW w:type="dxa" w:w="5800"/>
+          </w:tcPr>
+          <w:p>
+            <w:r>
+              <w:t xml:space="preserve">Promoter ~53% stable, no pledge; FII 9.9% (2017) -&gt; 3.1% (Jun 2026); DII ~1%+ -&gt; 0.16% (effectively fully exited)</w:t>
             </w:r>
           </w:p>
         </w:tc>
@@ -250,7 +331,7 @@
         <w:spacing w:after="120"/>
       </w:pPr>
       <w:r>
-        <w:t xml:space="preserve">Core business economics are excellent (recurring, high-switching-cost consumables/service revenue), but current ROE (9.52%) is being dragged down by ~2 years of losses on new-vertical acquisitions. Community-posted valuation work (Sipun_Mohanty) estimates fair EV around Rs 3,000 Cr with a 25% margin of safety, against a current EV of ~Rs 1,000 Cr — a meaningful claimed undervaluation if the new verticals stabilize.</w:t>
+        <w:t xml:space="preserve">The core coding-and-marking business economics are excellent (recurring, high-switching-cost consumables/service revenue, debt-free, consistent dividend). But the deep read makes the 'not yet inflected' picture firmer, not softer: Q1 FY27 consolidated revenue grew only 3.8% YoY and consolidated PAT fell 54% to Rs 3.9 Cr, with standalone PAT down to Rs 12.4 Cr from Rs 21.3 Cr. Management explicitly prioritised 'cost optimization, operational efficiency and long-term reputation over short-term sales'. The international packaging verticals (CP Italy / V-Shapes the largest drag) remain loss-making; breakeven — targeted for FY27 — is described by management itself as facing uncertainty after losses widened in Q3 FY26 on delivery delays and model changes. In May 2026 the group consolidated CP Italy's patents/IP into the parent for EUR 2.86m. Community valuation work (Sipun_Mohanty) put fair EV near Rs 3,000 Cr vs a current ~Rs 1,000 Cr, but that gap is entirely contingent on the new verticals stabilising, which Q1 FY27 shows they have not. On consolidated earnings the stock is ~24-25x with flat growth; the quality case rests on the standalone core (~11-12x).</w:t>
       </w:r>
     </w:p>
     <w:p>
@@ -259,15 +340,504 @@
         <w:spacing w:after="120" w:before="280"/>
       </w:pPr>
       <w:r>
-        <w:t xml:space="preserve">Technical Read (Weekly / Monthly MACD + Bollinger Bands, or RSI/CCI/Williams %R proxy)</w:t>
-      </w:r>
-    </w:p>
-    <w:p>
-      <w:pPr>
-        <w:spacing w:after="120"/>
-      </w:pPr>
-      <w:r>
-        <w:t xml:space="preserve">Not independently pulled this pass — stock down from ATH, trading below 200DMA at points through the thread per community discussion.</w:t>
+        <w:t xml:space="preserve">Deep-Dive: Primary Documents (Annual Reports, Quarterly Results, Exchange Filings)</w:t>
+      </w:r>
+    </w:p>
+    <w:p>
+      <w:pPr>
+        <w:spacing w:after="120"/>
+      </w:pPr>
+      <w:r>
+        <w:rPr>
+          <w:i/>
+          <w:iCs/>
+          <w:color w:val="666666"/>
+          <w:sz w:val="18"/>
+          <w:szCs w:val="18"/>
+        </w:rPr>
+        <w:t xml:space="preserve">Pass 1 — 2026-09-08. Built from the company's own filings (3 years of annual reports, ~4 quarters of results/concalls, and 6 months of BSE/NSE announcements), read via the web — a deeper layer than the forum-sentiment read below.</w:t>
+      </w:r>
+    </w:p>
+    <w:p>
+      <w:pPr>
+        <w:spacing w:after="120"/>
+      </w:pPr>
+      <w:r>
+        <w:rPr>
+          <w:b/>
+          <w:bCs/>
+          <w:sz w:val="20"/>
+          <w:szCs w:val="20"/>
+        </w:rPr>
+        <w:t xml:space="preserve">Sources reviewed this pass:</w:t>
+      </w:r>
+    </w:p>
+    <w:p>
+      <w:pPr>
+        <w:pStyle w:val="ListParagraph"/>
+        <w:numPr>
+          <w:ilvl w:val="0"/>
+          <w:numId w:val="1"/>
+        </w:numPr>
+        <w:spacing w:after="60"/>
+      </w:pPr>
+      <w:r>
+        <w:t xml:space="preserve">Screener.in consolidated company page (valuation, quarterly + annual consolidated financials, shareholding trend)</w:t>
+      </w:r>
+    </w:p>
+    <w:p>
+      <w:pPr>
+        <w:pStyle w:val="ListParagraph"/>
+        <w:numPr>
+          <w:ilvl w:val="0"/>
+          <w:numId w:val="1"/>
+        </w:numPr>
+        <w:spacing w:after="60"/>
+      </w:pPr>
+      <w:r>
+        <w:t xml:space="preserve">Q1 FY27 (Jun-2026) results coverage — EquityBulls / TipRanks / Investing.com slides / Whalesbook / sahi.com</w:t>
+      </w:r>
+    </w:p>
+    <w:p>
+      <w:pPr>
+        <w:pStyle w:val="ListParagraph"/>
+        <w:numPr>
+          <w:ilvl w:val="0"/>
+          <w:numId w:val="1"/>
+        </w:numPr>
+        <w:spacing w:after="60"/>
+      </w:pPr>
+      <w:r>
+        <w:t xml:space="preserve">FY26 + Q4 FY26 results and concall coverage — Whalesbook / scanx / Yahoo Finance earnings-call pages</w:t>
+      </w:r>
+    </w:p>
+    <w:p>
+      <w:pPr>
+        <w:pStyle w:val="ListParagraph"/>
+        <w:numPr>
+          <w:ilvl w:val="0"/>
+          <w:numId w:val="1"/>
+        </w:numPr>
+        <w:spacing w:after="60"/>
+      </w:pPr>
+      <w:r>
+        <w:t xml:space="preserve">CP Italy IP Assignment Agreement (EUR 2.86m, effective 8 May 2026) — coverage</w:t>
+      </w:r>
+    </w:p>
+    <w:p>
+      <w:pPr>
+        <w:pStyle w:val="ListParagraph"/>
+        <w:numPr>
+          <w:ilvl w:val="0"/>
+          <w:numId w:val="1"/>
+        </w:numPr>
+        <w:spacing w:after="60"/>
+      </w:pPr>
+      <w:r>
+        <w:t xml:space="preserve">ValuePickr thread signal notes (governance flag, acquisition-loss math, transition thesis)</w:t>
+      </w:r>
+    </w:p>
+    <w:p>
+      <w:pPr>
+        <w:spacing w:after="120"/>
+      </w:pPr>
+      <w:r>
+        <w:rPr>
+          <w:b/>
+          <w:bCs/>
+          <w:sz w:val="20"/>
+          <w:szCs w:val="20"/>
+        </w:rPr>
+        <w:t xml:space="preserve">Annual-report findings (3-year view):</w:t>
+      </w:r>
+    </w:p>
+    <w:p>
+      <w:pPr>
+        <w:pStyle w:val="ListParagraph"/>
+        <w:numPr>
+          <w:ilvl w:val="0"/>
+          <w:numId w:val="1"/>
+        </w:numPr>
+        <w:spacing w:after="60"/>
+      </w:pPr>
+      <w:r>
+        <w:t xml:space="preserve">FY26 consolidated: revenue ~Rs 482-484 Cr (+12.3% YoY), PAT Rs 44 Cr, EPS ~Rs 27; Rs 6/share dividend; standalone PAT ~Rs 80 Cr — the ~Rs 36 Cr gap is the packaging drag</w:t>
+      </w:r>
+    </w:p>
+    <w:p>
+      <w:pPr>
+        <w:pStyle w:val="ListParagraph"/>
+        <w:numPr>
+          <w:ilvl w:val="0"/>
+          <w:numId w:val="1"/>
+        </w:numPr>
+        <w:spacing w:after="60"/>
+      </w:pPr>
+      <w:r>
+        <w:t xml:space="preserve">FY25 consolidated PAT Rs 100 Cr (EPS ~Rs 62) sits above standalone and above FY24/FY26 — most plausibly an acquisition-related one-off (bargain-purchase / fair-value gain under Ind-AS); not a clean run-rate</w:t>
+      </w:r>
+    </w:p>
+    <w:p>
+      <w:pPr>
+        <w:pStyle w:val="ListParagraph"/>
+        <w:numPr>
+          <w:ilvl w:val="0"/>
+          <w:numId w:val="1"/>
+        </w:numPr>
+        <w:spacing w:after="60"/>
+      </w:pPr>
+      <w:r>
+        <w:t xml:space="preserve">Nearly debt-free: ~Rs 7 Cr borrowings at Mar 2026, net cash; ROCE 16.4%, consolidated ROE 9.52%</w:t>
+      </w:r>
+    </w:p>
+    <w:p>
+      <w:pPr>
+        <w:pStyle w:val="ListParagraph"/>
+        <w:numPr>
+          <w:ilvl w:val="0"/>
+          <w:numId w:val="1"/>
+        </w:numPr>
+        <w:spacing w:after="60"/>
+      </w:pPr>
+      <w:r>
+        <w:t xml:space="preserve">Capital allocation since ~2022-23: ~Rs 55-60 Cr on three international acquisitions (CP Italy / V-Shapes, Markprint BV, Codeology) plus a further ~Rs 55-60 Cr of cumulative losses on them; May 2026 IP of CP Italy assigned up to the parent for EUR 2.86m</w:t>
+      </w:r>
+    </w:p>
+    <w:p>
+      <w:pPr>
+        <w:pStyle w:val="ListParagraph"/>
+        <w:numPr>
+          <w:ilvl w:val="0"/>
+          <w:numId w:val="1"/>
+        </w:numPr>
+        <w:spacing w:after="60"/>
+      </w:pPr>
+      <w:r>
+        <w:t xml:space="preserve">Shareholding: promoter ~53% stable, no pledge; FII 9.9% (2017) -&gt; 3.1% (Jun 2026); DII ~1%+ -&gt; 0.16% — institutions have effectively exited</w:t>
+      </w:r>
+    </w:p>
+    <w:p>
+      <w:pPr>
+        <w:pStyle w:val="ListParagraph"/>
+        <w:numPr>
+          <w:ilvl w:val="0"/>
+          <w:numId w:val="1"/>
+        </w:numPr>
+        <w:spacing w:after="60"/>
+      </w:pPr>
+      <w:r>
+        <w:t xml:space="preserve">Governance: independent director alleged (in-thread, public evidence) to be a related party by marriage to the chairman's family — not independently confirmed this pass</w:t>
+      </w:r>
+    </w:p>
+    <w:p>
+      <w:pPr>
+        <w:spacing w:after="120"/>
+      </w:pPr>
+      <w:r>
+        <w:rPr>
+          <w:b/>
+          <w:bCs/>
+          <w:sz w:val="20"/>
+          <w:szCs w:val="20"/>
+        </w:rPr>
+        <w:t xml:space="preserve">Quarterly trend (last ~4 quarters + concall commentary):</w:t>
+      </w:r>
+    </w:p>
+    <w:p>
+      <w:pPr>
+        <w:pStyle w:val="ListParagraph"/>
+        <w:numPr>
+          <w:ilvl w:val="0"/>
+          <w:numId w:val="1"/>
+        </w:numPr>
+        <w:spacing w:after="60"/>
+      </w:pPr>
+      <w:r>
+        <w:t xml:space="preserve">Q3 FY26 (Dec-25): consol revenue Rs 118.8 Cr, PAT Rs 5.26 Cr; packaging losses widened on delivery delays / model changes</w:t>
+      </w:r>
+    </w:p>
+    <w:p>
+      <w:pPr>
+        <w:pStyle w:val="ListParagraph"/>
+        <w:numPr>
+          <w:ilvl w:val="0"/>
+          <w:numId w:val="1"/>
+        </w:numPr>
+        <w:spacing w:after="60"/>
+      </w:pPr>
+      <w:r>
+        <w:t xml:space="preserve">Q4 FY26 (Mar-26): consol revenue Rs 139.9 Cr, PAT Rs 11.19 Cr (seasonally strongest quarter)</w:t>
+      </w:r>
+    </w:p>
+    <w:p>
+      <w:pPr>
+        <w:pStyle w:val="ListParagraph"/>
+        <w:numPr>
+          <w:ilvl w:val="0"/>
+          <w:numId w:val="1"/>
+        </w:numPr>
+        <w:spacing w:after="60"/>
+      </w:pPr>
+      <w:r>
+        <w:t xml:space="preserve">Q1 FY27 (Jun-26): consol revenue Rs 115.6 Cr (+3.8% YoY), PAT Rs 3.92 Cr vs Rs 8.56 Cr YoY (-54%); standalone PAT Rs 12.4 Cr vs Rs 21.3 Cr; total comprehensive income Rs 18.05 Cr (FX / OCI, not operating)</w:t>
+      </w:r>
+    </w:p>
+    <w:p>
+      <w:pPr>
+        <w:pStyle w:val="ListParagraph"/>
+        <w:numPr>
+          <w:ilvl w:val="0"/>
+          <w:numId w:val="1"/>
+        </w:numPr>
+        <w:spacing w:after="60"/>
+      </w:pPr>
+      <w:r>
+        <w:t xml:space="preserve">Trend: YoY revenue growth decelerated from ~10%/qtr to +3.8%; core profitability down YoY; management guiding to cost optimisation and 'reputation over short-term sales'</w:t>
+      </w:r>
+    </w:p>
+    <w:p>
+      <w:pPr>
+        <w:spacing w:after="120"/>
+      </w:pPr>
+      <w:r>
+        <w:rPr>
+          <w:b/>
+          <w:bCs/>
+          <w:sz w:val="20"/>
+          <w:szCs w:val="20"/>
+        </w:rPr>
+        <w:t xml:space="preserve">Exchange announcements (last 6 months):</w:t>
+      </w:r>
+    </w:p>
+    <w:p>
+      <w:pPr>
+        <w:pStyle w:val="ListParagraph"/>
+        <w:numPr>
+          <w:ilvl w:val="0"/>
+          <w:numId w:val="1"/>
+        </w:numPr>
+        <w:spacing w:after="60"/>
+      </w:pPr>
+      <w:r>
+        <w:t xml:space="preserve">FY26 results + Rs 6/share dividend</w:t>
+      </w:r>
+    </w:p>
+    <w:p>
+      <w:pPr>
+        <w:pStyle w:val="ListParagraph"/>
+        <w:numPr>
+          <w:ilvl w:val="0"/>
+          <w:numId w:val="1"/>
+        </w:numPr>
+        <w:spacing w:after="60"/>
+      </w:pPr>
+      <w:r>
+        <w:t xml:space="preserve">CP Italy S.R.L. IP Assignment Agreement — all patents/IP to the parent for EUR 2.86m, effective 8 May 2026</w:t>
+      </w:r>
+    </w:p>
+    <w:p>
+      <w:pPr>
+        <w:pStyle w:val="ListParagraph"/>
+        <w:numPr>
+          <w:ilvl w:val="0"/>
+          <w:numId w:val="1"/>
+        </w:numPr>
+        <w:spacing w:after="60"/>
+      </w:pPr>
+      <w:r>
+        <w:t xml:space="preserve">Q1 FY27 results (weak); investor meets scheduled</w:t>
+      </w:r>
+    </w:p>
+    <w:p>
+      <w:pPr>
+        <w:pStyle w:val="ListParagraph"/>
+        <w:numPr>
+          <w:ilvl w:val="0"/>
+          <w:numId w:val="1"/>
+        </w:numPr>
+        <w:spacing w:after="60"/>
+      </w:pPr>
+      <w:r>
+        <w:t xml:space="preserve">CRISIL rating withdrawn / coverage moved to ICRA — described as a routine agency switch</w:t>
+      </w:r>
+    </w:p>
+    <w:p>
+      <w:pPr>
+        <w:spacing w:after="120"/>
+      </w:pPr>
+      <w:r>
+        <w:rPr>
+          <w:b/>
+          <w:bCs/>
+          <w:sz w:val="20"/>
+          <w:szCs w:val="20"/>
+        </w:rPr>
+        <w:t xml:space="preserve">Key new facts vs. the prior write-up:</w:t>
+      </w:r>
+    </w:p>
+    <w:p>
+      <w:pPr>
+        <w:pStyle w:val="ListParagraph"/>
+        <w:numPr>
+          <w:ilvl w:val="0"/>
+          <w:numId w:val="1"/>
+        </w:numPr>
+        <w:spacing w:after="60"/>
+      </w:pPr>
+      <w:r>
+        <w:t xml:space="preserve">Q1 FY27 is a clear step down: consol revenue +3.8% YoY (from ~10% trend), consol PAT -54%, standalone core PAT also down YoY</w:t>
+      </w:r>
+    </w:p>
+    <w:p>
+      <w:pPr>
+        <w:pStyle w:val="ListParagraph"/>
+        <w:numPr>
+          <w:ilvl w:val="0"/>
+          <w:numId w:val="1"/>
+        </w:numPr>
+        <w:spacing w:after="60"/>
+      </w:pPr>
+      <w:r>
+        <w:t xml:space="preserve">Packaging breakeven (FY27 target) is now flagged by management as facing uncertainty; losses widened in Q3 FY26 — the inflection the whole re-rating thesis needs has not happened</w:t>
+      </w:r>
+    </w:p>
+    <w:p>
+      <w:pPr>
+        <w:pStyle w:val="ListParagraph"/>
+        <w:numPr>
+          <w:ilvl w:val="0"/>
+          <w:numId w:val="1"/>
+        </w:numPr>
+        <w:spacing w:after="60"/>
+      </w:pPr>
+      <w:r>
+        <w:t xml:space="preserve">FY25 consol PAT Rs 100 Cr appears to carry an acquisition one-off; the durable core run-rate is closer to the ~Rs 80 Cr standalone / ~Rs 44 Cr consol level</w:t>
+      </w:r>
+    </w:p>
+    <w:p>
+      <w:pPr>
+        <w:pStyle w:val="ListParagraph"/>
+        <w:numPr>
+          <w:ilvl w:val="0"/>
+          <w:numId w:val="1"/>
+        </w:numPr>
+        <w:spacing w:after="60"/>
+      </w:pPr>
+      <w:r>
+        <w:t xml:space="preserve">On consolidated earnings the stock is ~24-25x with flat growth; the 'cheap' framing only holds on the standalone core (~11-12x)</w:t>
+      </w:r>
+    </w:p>
+    <w:p>
+      <w:pPr>
+        <w:pStyle w:val="ListParagraph"/>
+        <w:numPr>
+          <w:ilvl w:val="0"/>
+          <w:numId w:val="1"/>
+        </w:numPr>
+        <w:spacing w:after="60"/>
+      </w:pPr>
+      <w:r>
+        <w:t xml:space="preserve">DII holding has fallen to 0.16% — institutions have essentially fully exited</w:t>
+      </w:r>
+    </w:p>
+    <w:p>
+      <w:pPr>
+        <w:spacing w:after="120"/>
+      </w:pPr>
+      <w:r>
+        <w:rPr>
+          <w:b/>
+          <w:bCs/>
+          <w:sz w:val="20"/>
+          <w:szCs w:val="20"/>
+        </w:rPr>
+        <w:t xml:space="preserve">Open questions / what to watch:</w:t>
+      </w:r>
+    </w:p>
+    <w:p>
+      <w:pPr>
+        <w:pStyle w:val="ListParagraph"/>
+        <w:numPr>
+          <w:ilvl w:val="0"/>
+          <w:numId w:val="1"/>
+        </w:numPr>
+        <w:spacing w:after="60"/>
+      </w:pPr>
+      <w:r>
+        <w:t xml:space="preserve">Is the Q1 FY27 core deceleration (+3.8%) a one-quarter blip or a genuine slowing of the coding/marking franchise?</w:t>
+      </w:r>
+    </w:p>
+    <w:p>
+      <w:pPr>
+        <w:pStyle w:val="ListParagraph"/>
+        <w:numPr>
+          <w:ilvl w:val="0"/>
+          <w:numId w:val="1"/>
+        </w:numPr>
+        <w:spacing w:after="60"/>
+      </w:pPr>
+      <w:r>
+        <w:t xml:space="preserve">Will CP Italy / V-Shapes actually reach breakeven in FY27, or does the target slip again?</w:t>
+      </w:r>
+    </w:p>
+    <w:p>
+      <w:pPr>
+        <w:pStyle w:val="ListParagraph"/>
+        <w:numPr>
+          <w:ilvl w:val="0"/>
+          <w:numId w:val="1"/>
+        </w:numPr>
+        <w:spacing w:after="60"/>
+      </w:pPr>
+      <w:r>
+        <w:t xml:space="preserve">Is the independent-director related-party allegation accurate, and how has the board addressed it?</w:t>
+      </w:r>
+    </w:p>
+    <w:p>
+      <w:pPr>
+        <w:pStyle w:val="ListParagraph"/>
+        <w:numPr>
+          <w:ilvl w:val="0"/>
+          <w:numId w:val="1"/>
+        </w:numPr>
+        <w:spacing w:after="60"/>
+      </w:pPr>
+      <w:r>
+        <w:t xml:space="preserve">Why did DIIs exit so completely, and what would bring institutional coverage back?</w:t>
+      </w:r>
+    </w:p>
+    <w:p>
+      <w:pPr>
+        <w:pStyle w:val="ListParagraph"/>
+        <w:numPr>
+          <w:ilvl w:val="0"/>
+          <w:numId w:val="1"/>
+        </w:numPr>
+        <w:spacing w:after="60"/>
+      </w:pPr>
+      <w:r>
+        <w:t xml:space="preserve">What is the real cumulative cash return (or destruction) on the three acquisitions vs the ~Rs 110-120 Cr deployed + lost?</w:t>
+      </w:r>
+    </w:p>
+    <w:p>
+      <w:pPr>
+        <w:spacing w:after="120" w:before="120"/>
+      </w:pPr>
+      <w:r>
+        <w:rPr>
+          <w:b/>
+          <w:bCs/>
+          <w:sz w:val="20"/>
+          <w:szCs w:val="20"/>
+        </w:rPr>
+        <w:t xml:space="preserve">Conviction impact: </w:t>
+      </w:r>
+      <w:r>
+        <w:rPr>
+          <w:sz w:val="20"/>
+          <w:szCs w:val="20"/>
+        </w:rPr>
+        <w:t xml:space="preserve">Medium -&gt; Low-Medium. The deep read is a mild negative: Q1 FY27 growth stalled to +3.8% and consolidated PAT fell 54%, the new-vertical breakeven is management's own target but 'uncertain' after two loss-making years, and DIIs have fully exited. The debt-free, dividend-paying, high-switching-cost core is a genuine floor, so this stays an interesting quality-at-fair-price watch rather than a deeper cut — but 'neither' on thesis-fit and one notch lower on conviction.</w:t>
       </w:r>
     </w:p>
     <w:p>
@@ -276,15 +846,22 @@
         <w:spacing w:after="120" w:before="280"/>
       </w:pPr>
       <w:r>
-        <w:t xml:space="preserve">ValuePickr Community Signal</w:t>
-      </w:r>
-    </w:p>
-    <w:p>
-      <w:pPr>
-        <w:spacing w:after="120"/>
-      </w:pPr>
-      <w:r>
-        <w:t xml:space="preserve">Read most recent 50 of 269 posts (single batch, no escalation, Dec 2023-Aug 2026). One poster described the company as being in a 'reverse aging' phase — reinvesting a mature cash-cow business into new growth verticals — a thesis that has yet to clearly inflect.</w:t>
+        <w:t xml:space="preserve">Guidance &amp; Expectation Gap</w:t>
+      </w:r>
+    </w:p>
+    <w:p>
+      <w:pPr>
+        <w:spacing w:after="120"/>
+      </w:pPr>
+      <w:r>
+        <w:rPr>
+          <w:i/>
+          <w:iCs/>
+          <w:color w:val="666666"/>
+          <w:sz w:val="18"/>
+          <w:szCs w:val="18"/>
+        </w:rPr>
+        <w:t xml:space="preserve">Management guidance decoded into commitments, graded on the expectation → action → operational → commercial → financial ladder, then compared to what the current price appears to assume. Method: playbook/guidance-and-expectation-gap.md.</w:t>
       </w:r>
     </w:p>
     <w:p>
@@ -298,14 +875,903 @@
           <w:sz w:val="20"/>
           <w:szCs w:val="20"/>
         </w:rPr>
-        <w:t xml:space="preserve">High-conviction call from a top contributor: </w:t>
-      </w:r>
-      <w:r>
-        <w:rPr>
-          <w:sz w:val="20"/>
-          <w:szCs w:val="20"/>
-        </w:rPr>
-        <w:t xml:space="preserve">Trusted-roster users harsh.beria93 (19 loves/2 posts, detailed concall notes) and Chandragupta (25 loves/2 posts, substantive transition-thesis commentary) both posted informational/analytical content, not explicit conviction calls with stated position size — no high-conviction entries logged. Ravi_Hundal (24 loves) raised a credible governance flag: an independent director appears to be a related party (brother of the chairman's son-in-law) based on public information. Nikunj_Bhanushali's most recent post (Aug 2026, unlisted love count shown as 0 but substantive) noted the company has paid ~Rs 55-60 Cr for 3 acquisitions and incurred a further ~Rs 55-60 Cr of losses on them over 2 years (CP Italy/V-Shapes dragging most), directly questioning how this squares with reported ROE.</w:t>
+        <w:t xml:space="preserve">Commitment ladder (most-proven first):</w:t>
+      </w:r>
+    </w:p>
+    <w:tbl>
+      <w:tblPr>
+        <w:tblW w:type="dxa" w:w="9000"/>
+        <w:tblBorders>
+          <w:top w:val="single" w:color="auto" w:sz="4"/>
+          <w:left w:val="single" w:color="auto" w:sz="4"/>
+          <w:bottom w:val="single" w:color="auto" w:sz="4"/>
+          <w:right w:val="single" w:color="auto" w:sz="4"/>
+          <w:insideH w:val="single" w:color="auto" w:sz="4"/>
+          <w:insideV w:val="single" w:color="auto" w:sz="4"/>
+        </w:tblBorders>
+      </w:tblPr>
+      <w:tblGrid>
+        <w:gridCol w:w="1100"/>
+        <w:gridCol w:w="2600"/>
+        <w:gridCol w:w="2400"/>
+        <w:gridCol w:w="900"/>
+        <w:gridCol w:w="1200"/>
+        <w:gridCol w:w="800"/>
+      </w:tblGrid>
+      <w:tr>
+        <w:trPr>
+          <w:tblHeader/>
+        </w:trPr>
+        <w:tc>
+          <w:tcPr>
+            <w:tcW w:type="dxa" w:w="1100"/>
+            <w:shd w:fill="F2F2F2" w:val="clear"/>
+          </w:tcPr>
+          <w:p>
+            <w:r>
+              <w:rPr>
+                <w:b/>
+                <w:bCs/>
+                <w:sz w:val="18"/>
+                <w:szCs w:val="18"/>
+              </w:rPr>
+              <w:t xml:space="preserve">Area</w:t>
+            </w:r>
+          </w:p>
+        </w:tc>
+        <w:tc>
+          <w:tcPr>
+            <w:tcW w:type="dxa" w:w="2600"/>
+            <w:shd w:fill="F2F2F2" w:val="clear"/>
+          </w:tcPr>
+          <w:p>
+            <w:r>
+              <w:rPr>
+                <w:b/>
+                <w:bCs/>
+                <w:sz w:val="18"/>
+                <w:szCs w:val="18"/>
+              </w:rPr>
+              <w:t xml:space="preserve">Commitment</w:t>
+            </w:r>
+          </w:p>
+        </w:tc>
+        <w:tc>
+          <w:tcPr>
+            <w:tcW w:type="dxa" w:w="2400"/>
+            <w:shd w:fill="F2F2F2" w:val="clear"/>
+          </w:tcPr>
+          <w:p>
+            <w:r>
+              <w:rPr>
+                <w:b/>
+                <w:bCs/>
+                <w:sz w:val="18"/>
+                <w:szCs w:val="18"/>
+              </w:rPr>
+              <w:t xml:space="preserve">Specifics</w:t>
+            </w:r>
+          </w:p>
+        </w:tc>
+        <w:tc>
+          <w:tcPr>
+            <w:tcW w:type="dxa" w:w="900"/>
+            <w:shd w:fill="F2F2F2" w:val="clear"/>
+          </w:tcPr>
+          <w:p>
+            <w:r>
+              <w:rPr>
+                <w:b/>
+                <w:bCs/>
+                <w:sz w:val="18"/>
+                <w:szCs w:val="18"/>
+              </w:rPr>
+              <w:t xml:space="preserve">By when</w:t>
+            </w:r>
+          </w:p>
+        </w:tc>
+        <w:tc>
+          <w:tcPr>
+            <w:tcW w:type="dxa" w:w="1200"/>
+            <w:shd w:fill="F2F2F2" w:val="clear"/>
+          </w:tcPr>
+          <w:p>
+            <w:r>
+              <w:rPr>
+                <w:b/>
+                <w:bCs/>
+                <w:sz w:val="18"/>
+                <w:szCs w:val="18"/>
+              </w:rPr>
+              <w:t xml:space="preserve">Stage</w:t>
+            </w:r>
+          </w:p>
+        </w:tc>
+        <w:tc>
+          <w:tcPr>
+            <w:tcW w:type="dxa" w:w="800"/>
+            <w:shd w:fill="F2F2F2" w:val="clear"/>
+          </w:tcPr>
+          <w:p>
+            <w:r>
+              <w:rPr>
+                <w:b/>
+                <w:bCs/>
+                <w:sz w:val="18"/>
+                <w:szCs w:val="18"/>
+              </w:rPr>
+              <w:t xml:space="preserve">Thesis-critical</w:t>
+            </w:r>
+          </w:p>
+        </w:tc>
+      </w:tr>
+      <w:tr>
+        <w:tc>
+          <w:tcPr>
+            <w:tcW w:type="dxa" w:w="1100"/>
+          </w:tcPr>
+          <w:p>
+            <w:r>
+              <w:rPr>
+                <w:b w:val="false"/>
+                <w:bCs w:val="false"/>
+                <w:sz w:val="18"/>
+                <w:szCs w:val="18"/>
+              </w:rPr>
+              <w:t xml:space="preserve">margin</w:t>
+            </w:r>
+          </w:p>
+        </w:tc>
+        <w:tc>
+          <w:tcPr>
+            <w:tcW w:type="dxa" w:w="2600"/>
+          </w:tcPr>
+          <w:p>
+            <w:r>
+              <w:rPr>
+                <w:b w:val="false"/>
+                <w:bCs w:val="false"/>
+                <w:sz w:val="18"/>
+                <w:szCs w:val="18"/>
+              </w:rPr>
+              <w:t xml:space="preserve">International packaging (CP Italy / V-Shapes) to reach breakeven</w:t>
+            </w:r>
+          </w:p>
+        </w:tc>
+        <w:tc>
+          <w:tcPr>
+            <w:tcW w:type="dxa" w:w="2400"/>
+          </w:tcPr>
+          <w:p>
+            <w:r>
+              <w:rPr>
+                <w:b w:val="false"/>
+                <w:bCs w:val="false"/>
+                <w:sz w:val="18"/>
+                <w:szCs w:val="18"/>
+              </w:rPr>
+              <w:t xml:space="preserve">target FY27; losses widened Q3 FY26 on delivery delays / model changes; ~Rs 55-60 Cr cumulative losses to date</w:t>
+            </w:r>
+          </w:p>
+        </w:tc>
+        <w:tc>
+          <w:tcPr>
+            <w:tcW w:type="dxa" w:w="900"/>
+          </w:tcPr>
+          <w:p>
+            <w:r>
+              <w:rPr>
+                <w:b w:val="false"/>
+                <w:bCs w:val="false"/>
+                <w:sz w:val="18"/>
+                <w:szCs w:val="18"/>
+              </w:rPr>
+              <w:t xml:space="preserve">FY27</w:t>
+            </w:r>
+          </w:p>
+        </w:tc>
+        <w:tc>
+          <w:tcPr>
+            <w:tcW w:type="dxa" w:w="1200"/>
+          </w:tcPr>
+          <w:p>
+            <w:r>
+              <w:rPr>
+                <w:b w:val="false"/>
+                <w:bCs w:val="false"/>
+                <w:sz w:val="18"/>
+                <w:szCs w:val="18"/>
+              </w:rPr>
+              <w:t xml:space="preserve">expectation</w:t>
+            </w:r>
+          </w:p>
+        </w:tc>
+        <w:tc>
+          <w:tcPr>
+            <w:tcW w:type="dxa" w:w="800"/>
+          </w:tcPr>
+          <w:p>
+            <w:r>
+              <w:rPr>
+                <w:b w:val="false"/>
+                <w:bCs w:val="false"/>
+                <w:sz w:val="18"/>
+                <w:szCs w:val="18"/>
+              </w:rPr>
+              <w:t xml:space="preserve">yes</w:t>
+            </w:r>
+          </w:p>
+        </w:tc>
+      </w:tr>
+      <w:tr>
+        <w:tc>
+          <w:tcPr>
+            <w:tcW w:type="dxa" w:w="1100"/>
+          </w:tcPr>
+          <w:p>
+            <w:r>
+              <w:rPr>
+                <w:b w:val="false"/>
+                <w:bCs w:val="false"/>
+                <w:sz w:val="18"/>
+                <w:szCs w:val="18"/>
+              </w:rPr>
+              <w:t xml:space="preserve">strategy</w:t>
+            </w:r>
+          </w:p>
+        </w:tc>
+        <w:tc>
+          <w:tcPr>
+            <w:tcW w:type="dxa" w:w="2600"/>
+          </w:tcPr>
+          <w:p>
+            <w:r>
+              <w:rPr>
+                <w:b w:val="false"/>
+                <w:bCs w:val="false"/>
+                <w:sz w:val="18"/>
+                <w:szCs w:val="18"/>
+              </w:rPr>
+              <w:t xml:space="preserve">Consolidate CP Italy IP into the parent</w:t>
+            </w:r>
+          </w:p>
+        </w:tc>
+        <w:tc>
+          <w:tcPr>
+            <w:tcW w:type="dxa" w:w="2400"/>
+          </w:tcPr>
+          <w:p>
+            <w:r>
+              <w:rPr>
+                <w:b w:val="false"/>
+                <w:bCs w:val="false"/>
+                <w:sz w:val="18"/>
+                <w:szCs w:val="18"/>
+              </w:rPr>
+              <w:t xml:space="preserve">IP Assignment Agreement, EUR 2.86m, effective 8 May 2026</w:t>
+            </w:r>
+          </w:p>
+        </w:tc>
+        <w:tc>
+          <w:tcPr>
+            <w:tcW w:type="dxa" w:w="900"/>
+          </w:tcPr>
+          <w:p>
+            <w:r>
+              <w:rPr>
+                <w:b w:val="false"/>
+                <w:bCs w:val="false"/>
+                <w:sz w:val="18"/>
+                <w:szCs w:val="18"/>
+              </w:rPr>
+              <w:t xml:space="preserve">3M</w:t>
+            </w:r>
+          </w:p>
+        </w:tc>
+        <w:tc>
+          <w:tcPr>
+            <w:tcW w:type="dxa" w:w="1200"/>
+          </w:tcPr>
+          <w:p>
+            <w:r>
+              <w:rPr>
+                <w:b w:val="false"/>
+                <w:bCs w:val="false"/>
+                <w:sz w:val="18"/>
+                <w:szCs w:val="18"/>
+              </w:rPr>
+              <w:t xml:space="preserve">financial</w:t>
+            </w:r>
+          </w:p>
+        </w:tc>
+        <w:tc>
+          <w:tcPr>
+            <w:tcW w:type="dxa" w:w="800"/>
+          </w:tcPr>
+          <w:p>
+            <w:r>
+              <w:rPr>
+                <w:b w:val="false"/>
+                <w:bCs w:val="false"/>
+                <w:sz w:val="18"/>
+                <w:szCs w:val="18"/>
+              </w:rPr>
+              <w:t xml:space="preserve"/>
+            </w:r>
+          </w:p>
+        </w:tc>
+      </w:tr>
+      <w:tr>
+        <w:tc>
+          <w:tcPr>
+            <w:tcW w:type="dxa" w:w="1100"/>
+          </w:tcPr>
+          <w:p>
+            <w:r>
+              <w:rPr>
+                <w:b w:val="false"/>
+                <w:bCs w:val="false"/>
+                <w:sz w:val="18"/>
+                <w:szCs w:val="18"/>
+              </w:rPr>
+              <w:t xml:space="preserve">margin</w:t>
+            </w:r>
+          </w:p>
+        </w:tc>
+        <w:tc>
+          <w:tcPr>
+            <w:tcW w:type="dxa" w:w="2600"/>
+          </w:tcPr>
+          <w:p>
+            <w:r>
+              <w:rPr>
+                <w:b w:val="false"/>
+                <w:bCs w:val="false"/>
+                <w:sz w:val="18"/>
+                <w:szCs w:val="18"/>
+              </w:rPr>
+              <w:t xml:space="preserve">Cost optimisation / operational efficiency in the core</w:t>
+            </w:r>
+          </w:p>
+        </w:tc>
+        <w:tc>
+          <w:tcPr>
+            <w:tcW w:type="dxa" w:w="2400"/>
+          </w:tcPr>
+          <w:p>
+            <w:r>
+              <w:rPr>
+                <w:b w:val="false"/>
+                <w:bCs w:val="false"/>
+                <w:sz w:val="18"/>
+                <w:szCs w:val="18"/>
+              </w:rPr>
+              <w:t xml:space="preserve">management prioritising this over 'short-term sales'</w:t>
+            </w:r>
+          </w:p>
+        </w:tc>
+        <w:tc>
+          <w:tcPr>
+            <w:tcW w:type="dxa" w:w="900"/>
+          </w:tcPr>
+          <w:p>
+            <w:r>
+              <w:rPr>
+                <w:b w:val="false"/>
+                <w:bCs w:val="false"/>
+                <w:sz w:val="18"/>
+                <w:szCs w:val="18"/>
+              </w:rPr>
+              <w:t xml:space="preserve">FY27</w:t>
+            </w:r>
+          </w:p>
+        </w:tc>
+        <w:tc>
+          <w:tcPr>
+            <w:tcW w:type="dxa" w:w="1200"/>
+          </w:tcPr>
+          <w:p>
+            <w:r>
+              <w:rPr>
+                <w:b w:val="false"/>
+                <w:bCs w:val="false"/>
+                <w:sz w:val="18"/>
+                <w:szCs w:val="18"/>
+              </w:rPr>
+              <w:t xml:space="preserve">action</w:t>
+            </w:r>
+          </w:p>
+        </w:tc>
+        <w:tc>
+          <w:tcPr>
+            <w:tcW w:type="dxa" w:w="800"/>
+          </w:tcPr>
+          <w:p>
+            <w:r>
+              <w:rPr>
+                <w:b w:val="false"/>
+                <w:bCs w:val="false"/>
+                <w:sz w:val="18"/>
+                <w:szCs w:val="18"/>
+              </w:rPr>
+              <w:t xml:space="preserve"/>
+            </w:r>
+          </w:p>
+        </w:tc>
+      </w:tr>
+    </w:tbl>
+    <w:p>
+      <w:pPr>
+        <w:spacing w:after="60" w:before="120"/>
+      </w:pPr>
+      <w:r>
+        <w:rPr>
+          <w:b/>
+          <w:bCs/>
+          <w:sz w:val="20"/>
+          <w:szCs w:val="20"/>
+        </w:rPr>
+        <w:t xml:space="preserve">Earnings chain: </w:t>
+      </w:r>
+      <w:r>
+        <w:rPr>
+          <w:b w:val="false"/>
+          <w:bCs w:val="false"/>
+          <w:sz w:val="20"/>
+          <w:szCs w:val="20"/>
+        </w:rPr>
+        <w:t xml:space="preserve">installed-base printer fleet</w:t>
+      </w:r>
+      <w:r>
+        <w:rPr>
+          <w:color w:val="666666"/>
+          <w:sz w:val="20"/>
+          <w:szCs w:val="20"/>
+        </w:rPr>
+        <w:t xml:space="preserve"> → </w:t>
+      </w:r>
+      <w:r>
+        <w:rPr>
+          <w:b w:val="false"/>
+          <w:bCs w:val="false"/>
+          <w:sz w:val="20"/>
+          <w:szCs w:val="20"/>
+        </w:rPr>
+        <w:t xml:space="preserve">recurring consumables / spares / service revenue</w:t>
+      </w:r>
+      <w:r>
+        <w:rPr>
+          <w:color w:val="666666"/>
+          <w:sz w:val="20"/>
+          <w:szCs w:val="20"/>
+        </w:rPr>
+        <w:t xml:space="preserve"> → </w:t>
+      </w:r>
+      <w:r>
+        <w:rPr>
+          <w:b w:val="false"/>
+          <w:bCs w:val="false"/>
+          <w:sz w:val="20"/>
+          <w:szCs w:val="20"/>
+        </w:rPr>
+        <w:t xml:space="preserve">core EBITDA (high-margin, sticky)</w:t>
+      </w:r>
+      <w:r>
+        <w:rPr>
+          <w:color w:val="666666"/>
+          <w:sz w:val="20"/>
+          <w:szCs w:val="20"/>
+        </w:rPr>
+        <w:t xml:space="preserve"> → </w:t>
+      </w:r>
+      <w:r>
+        <w:rPr>
+          <w:b/>
+          <w:bCs/>
+          <w:color w:val="A32020"/>
+          <w:sz w:val="20"/>
+          <w:szCs w:val="20"/>
+        </w:rPr>
+        <w:t xml:space="preserve">less: international packaging losses (CP Italy / V-Shapes)</w:t>
+      </w:r>
+      <w:r>
+        <w:rPr>
+          <w:color w:val="666666"/>
+          <w:sz w:val="20"/>
+          <w:szCs w:val="20"/>
+        </w:rPr>
+        <w:t xml:space="preserve"> → </w:t>
+      </w:r>
+      <w:r>
+        <w:rPr>
+          <w:b w:val="false"/>
+          <w:bCs w:val="false"/>
+          <w:sz w:val="20"/>
+          <w:szCs w:val="20"/>
+        </w:rPr>
+        <w:t xml:space="preserve">consolidated PAT</w:t>
+      </w:r>
+    </w:p>
+    <w:p>
+      <w:pPr>
+        <w:spacing w:after="120"/>
+      </w:pPr>
+      <w:r>
+        <w:rPr>
+          <w:color w:val="666666"/>
+          <w:sz w:val="18"/>
+          <w:szCs w:val="18"/>
+        </w:rPr>
+        <w:t xml:space="preserve">Bottleneck link: less: international packaging losses (CP Italy / V-Shapes).</w:t>
+      </w:r>
+    </w:p>
+    <w:p>
+      <w:pPr>
+        <w:spacing w:after="120"/>
+      </w:pPr>
+      <w:r>
+        <w:rPr>
+          <w:color w:val="666666"/>
+          <w:sz w:val="18"/>
+          <w:szCs w:val="18"/>
+        </w:rPr>
+        <w:t xml:space="preserve">Operating leverage: unclear — core has operating leverage, but consolidated leverage is currently negative while the packaging verticals absorb it</w:t>
+      </w:r>
+    </w:p>
+    <w:p>
+      <w:pPr>
+        <w:spacing w:after="120"/>
+      </w:pPr>
+      <w:r>
+        <w:rPr>
+          <w:color w:val="666666"/>
+          <w:sz w:val="18"/>
+          <w:szCs w:val="18"/>
+        </w:rPr>
+        <w:t xml:space="preserve">Evidenced: installed-base printer fleet; recurring consumables / spares / service revenue; core EBITDA (high-margin, sticky); less: international packaging losses (CP Italy / V-Shapes). Still assumed: consolidated PAT.</w:t>
+      </w:r>
+    </w:p>
+    <w:p>
+      <w:pPr>
+        <w:spacing w:after="120"/>
+      </w:pPr>
+      <w:r>
+        <w:rPr>
+          <w:b/>
+          <w:bCs/>
+          <w:sz w:val="20"/>
+          <w:szCs w:val="20"/>
+        </w:rPr>
+        <w:t xml:space="preserve">Market expectation vs. our path:</w:t>
+      </w:r>
+    </w:p>
+    <w:tbl>
+      <w:tblPr>
+        <w:tblW w:type="dxa" w:w="9000"/>
+        <w:tblBorders>
+          <w:top w:val="single" w:color="auto" w:sz="4"/>
+          <w:left w:val="single" w:color="auto" w:sz="4"/>
+          <w:bottom w:val="single" w:color="auto" w:sz="4"/>
+          <w:right w:val="single" w:color="auto" w:sz="4"/>
+          <w:insideH w:val="single" w:color="auto" w:sz="4"/>
+          <w:insideV w:val="single" w:color="auto" w:sz="4"/>
+        </w:tblBorders>
+      </w:tblPr>
+      <w:tblGrid>
+        <w:gridCol w:w="3200"/>
+        <w:gridCol w:w="5800"/>
+      </w:tblGrid>
+      <w:tr>
+        <w:tc>
+          <w:tcPr>
+            <w:tcW w:type="dxa" w:w="3200"/>
+            <w:shd w:fill="F2F2F2" w:val="clear"/>
+          </w:tcPr>
+          <w:p>
+            <w:r>
+              <w:rPr>
+                <w:b/>
+                <w:bCs/>
+              </w:rPr>
+              <w:t xml:space="preserve">As of</w:t>
+            </w:r>
+          </w:p>
+        </w:tc>
+        <w:tc>
+          <w:tcPr>
+            <w:tcW w:type="dxa" w:w="5800"/>
+          </w:tcPr>
+          <w:p>
+            <w:r>
+              <w:t xml:space="preserve">2026-09-08</w:t>
+            </w:r>
+          </w:p>
+        </w:tc>
+      </w:tr>
+      <w:tr>
+        <w:tc>
+          <w:tcPr>
+            <w:tcW w:type="dxa" w:w="3200"/>
+            <w:shd w:fill="F2F2F2" w:val="clear"/>
+          </w:tcPr>
+          <w:p>
+            <w:r>
+              <w:rPr>
+                <w:b/>
+                <w:bCs/>
+              </w:rPr>
+              <w:t xml:space="preserve">Price / multiple</w:t>
+            </w:r>
+          </w:p>
+        </w:tc>
+        <w:tc>
+          <w:tcPr>
+            <w:tcW w:type="dxa" w:w="5800"/>
+          </w:tcPr>
+          <w:p>
+            <w:r>
+              <w:t xml:space="preserve">Rs 600 · 24.5x P/E</w:t>
+            </w:r>
+          </w:p>
+        </w:tc>
+      </w:tr>
+      <w:tr>
+        <w:tc>
+          <w:tcPr>
+            <w:tcW w:type="dxa" w:w="3200"/>
+            <w:shd w:fill="F2F2F2" w:val="clear"/>
+          </w:tcPr>
+          <w:p>
+            <w:r>
+              <w:rPr>
+                <w:b/>
+                <w:bCs/>
+              </w:rPr>
+              <w:t xml:space="preserve">Right valuation lens</w:t>
+            </w:r>
+          </w:p>
+        </w:tc>
+        <w:tc>
+          <w:tcPr>
+            <w:tcW w:type="dxa" w:w="5800"/>
+          </w:tcPr>
+          <w:p>
+            <w:r>
+              <w:t xml:space="preserve">P/E</w:t>
+            </w:r>
+          </w:p>
+        </w:tc>
+      </w:tr>
+      <w:tr>
+        <w:tc>
+          <w:tcPr>
+            <w:tcW w:type="dxa" w:w="3200"/>
+            <w:shd w:fill="F2F2F2" w:val="clear"/>
+          </w:tcPr>
+          <w:p>
+            <w:r>
+              <w:rPr>
+                <w:b/>
+                <w:bCs/>
+              </w:rPr>
+              <w:t xml:space="preserve">Price implies</w:t>
+            </w:r>
+          </w:p>
+        </w:tc>
+        <w:tc>
+          <w:tcPr>
+            <w:tcW w:type="dxa" w:w="5800"/>
+          </w:tcPr>
+          <w:p>
+            <w:r>
+              <w:t xml:space="preserve">~24-25x TTM consolidated EPS with flat Q1 FY27 growth implies the market is paying up for a packaging-vertical inflection + core re-acceleration that is not yet visible; on standalone core (~11-12x) the price is undemanding but not cheap</w:t>
+            </w:r>
+          </w:p>
+        </w:tc>
+      </w:tr>
+      <w:tr>
+        <w:tc>
+          <w:tcPr>
+            <w:tcW w:type="dxa" w:w="3200"/>
+            <w:shd w:fill="F2F2F2" w:val="clear"/>
+          </w:tcPr>
+          <w:p>
+            <w:r>
+              <w:rPr>
+                <w:b/>
+                <w:bCs/>
+              </w:rPr>
+              <w:t xml:space="preserve">Our FY27</w:t>
+            </w:r>
+          </w:p>
+        </w:tc>
+        <w:tc>
+          <w:tcPr>
+            <w:tcW w:type="dxa" w:w="5800"/>
+          </w:tcPr>
+          <w:p>
+            <w:r>
+              <w:t xml:space="preserve">consol revenue ~Rs 500-520 Cr (low-to-mid single digit growth), packaging still around/near breakeven at best, consol PAT ~Rs 45-60 Cr</w:t>
+            </w:r>
+          </w:p>
+        </w:tc>
+      </w:tr>
+      <w:tr>
+        <w:tc>
+          <w:tcPr>
+            <w:tcW w:type="dxa" w:w="3200"/>
+            <w:shd w:fill="F2F2F2" w:val="clear"/>
+          </w:tcPr>
+          <w:p>
+            <w:r>
+              <w:rPr>
+                <w:b/>
+                <w:bCs/>
+              </w:rPr>
+              <w:t xml:space="preserve">Our FY28</w:t>
+            </w:r>
+          </w:p>
+        </w:tc>
+        <w:tc>
+          <w:tcPr>
+            <w:tcW w:type="dxa" w:w="5800"/>
+          </w:tcPr>
+          <w:p>
+            <w:r>
+              <w:t xml:space="preserve">if packaging breaks even and core returns to ~10%, consol PAT could step toward Rs 75-95 Cr; if not, flat</w:t>
+            </w:r>
+          </w:p>
+        </w:tc>
+      </w:tr>
+      <w:tr>
+        <w:tc>
+          <w:tcPr>
+            <w:tcW w:type="dxa" w:w="3200"/>
+            <w:shd w:fill="F2F2F2" w:val="clear"/>
+          </w:tcPr>
+          <w:p>
+            <w:r>
+              <w:rPr>
+                <w:b/>
+                <w:bCs/>
+              </w:rPr>
+              <w:t xml:space="preserve">Gap direction</w:t>
+            </w:r>
+          </w:p>
+        </w:tc>
+        <w:tc>
+          <w:tcPr>
+            <w:tcW w:type="dxa" w:w="5800"/>
+          </w:tcPr>
+          <w:p>
+            <w:r>
+              <w:t xml:space="preserve">over-optimistic</w:t>
+            </w:r>
+          </w:p>
+        </w:tc>
+      </w:tr>
+      <w:tr>
+        <w:tc>
+          <w:tcPr>
+            <w:tcW w:type="dxa" w:w="3200"/>
+            <w:shd w:fill="F2F2F2" w:val="clear"/>
+          </w:tcPr>
+          <w:p>
+            <w:r>
+              <w:rPr>
+                <w:b/>
+                <w:bCs/>
+              </w:rPr>
+              <w:t xml:space="preserve">Gap type</w:t>
+            </w:r>
+          </w:p>
+        </w:tc>
+        <w:tc>
+          <w:tcPr>
+            <w:tcW w:type="dxa" w:w="5800"/>
+          </w:tcPr>
+          <w:p>
+            <w:r>
+              <w:t xml:space="preserve">new_business</w:t>
+            </w:r>
+          </w:p>
+        </w:tc>
+      </w:tr>
+      <w:tr>
+        <w:tc>
+          <w:tcPr>
+            <w:tcW w:type="dxa" w:w="3200"/>
+            <w:shd w:fill="F2F2F2" w:val="clear"/>
+          </w:tcPr>
+          <w:p>
+            <w:r>
+              <w:rPr>
+                <w:b/>
+                <w:bCs/>
+              </w:rPr>
+              <w:t xml:space="preserve">Gap magnitude</w:t>
+            </w:r>
+          </w:p>
+        </w:tc>
+        <w:tc>
+          <w:tcPr>
+            <w:tcW w:type="dxa" w:w="5800"/>
+          </w:tcPr>
+          <w:p>
+            <w:r>
+              <w:t xml:space="preserve">-25% (our FY28 PAT vs implied)</w:t>
+            </w:r>
+          </w:p>
+        </w:tc>
+      </w:tr>
+      <w:tr>
+        <w:tc>
+          <w:tcPr>
+            <w:tcW w:type="dxa" w:w="3200"/>
+            <w:shd w:fill="F2F2F2" w:val="clear"/>
+          </w:tcPr>
+          <w:p>
+            <w:r>
+              <w:rPr>
+                <w:b/>
+                <w:bCs/>
+              </w:rPr>
+              <w:t xml:space="preserve">Gap basis</w:t>
+            </w:r>
+          </w:p>
+        </w:tc>
+        <w:tc>
+          <w:tcPr>
+            <w:tcW w:type="dxa" w:w="5800"/>
+          </w:tcPr>
+          <w:p>
+            <w:r>
+              <w:t xml:space="preserve">a ~24-25x consolidated multiple requires the loss-making verticals to inflect and core growth to recover; Q1 FY27 (+3.8% revenue, -54% PAT) points the other way, so our FY28 PAT path sits below what the multiple needs</w:t>
+            </w:r>
+          </w:p>
+        </w:tc>
+      </w:tr>
+      <w:tr>
+        <w:tc>
+          <w:tcPr>
+            <w:tcW w:type="dxa" w:w="3200"/>
+            <w:shd w:fill="F2F2F2" w:val="clear"/>
+          </w:tcPr>
+          <w:p>
+            <w:r>
+              <w:rPr>
+                <w:b/>
+                <w:bCs/>
+              </w:rPr>
+              <w:t xml:space="preserve">Evidence quality</w:t>
+            </w:r>
+          </w:p>
+        </w:tc>
+        <w:tc>
+          <w:tcPr>
+            <w:tcW w:type="dxa" w:w="5800"/>
+          </w:tcPr>
+          <w:p>
+            <w:r>
+              <w:t xml:space="preserve">weak</w:t>
+            </w:r>
+          </w:p>
+        </w:tc>
+      </w:tr>
+    </w:tbl>
+    <w:p>
+      <w:pPr>
+        <w:spacing w:after="120"/>
+      </w:pPr>
+      <w:r>
+        <w:rPr>
+          <w:i/>
+          <w:iCs/>
+          <w:color w:val="666666"/>
+          <w:sz w:val="16"/>
+          <w:szCs w:val="16"/>
+        </w:rPr>
+        <w:t xml:space="preserve">no broker consensus; implied path is a reverse-P/E estimate + screener.in forward figures + VP thread view</w:t>
       </w:r>
     </w:p>
     <w:p>
@@ -314,15 +1780,728 @@
         <w:spacing w:after="120" w:before="280"/>
       </w:pPr>
       <w:r>
-        <w:t xml:space="preserve">BSE Corporate Actions / Other Red Flags</w:t>
-      </w:r>
-    </w:p>
-    <w:p>
-      <w:pPr>
-        <w:spacing w:after="120"/>
-      </w:pPr>
-      <w:r>
-        <w:t xml:space="preserve">CRISIL rating was withdrawn/moved to ICRA in 2026, initially read as concerning by one poster (valuearul) but explained by others as a normal consequence of switching rating agencies, not a solvency issue.</w:t>
+        <w:t xml:space="preserve">Ishmohit-Lens Checks (value chain · earnings quality · growth trajectory · management · quality metrics · track record · global-signal check)</w:t>
+      </w:r>
+    </w:p>
+    <w:p>
+      <w:pPr>
+        <w:spacing w:after="120"/>
+      </w:pPr>
+      <w:r>
+        <w:rPr>
+          <w:i/>
+          <w:iCs/>
+          <w:color w:val="666666"/>
+          <w:sz w:val="18"/>
+          <w:szCs w:val="18"/>
+        </w:rPr>
+        <w:t xml:space="preserve">Extra checks drawn from @ishmohit1 / SOIC methodology (playbook/ishmohit-soic-style.md): where the company sits in its value chain and what the supply side is doing, whether a margin/PAT inflection is structural or a cyclical peak, the rate-of-change of growth vs. what the multiple demands, and management quality as a positive attribute.</w:t>
+      </w:r>
+    </w:p>
+    <w:p>
+      <w:pPr>
+        <w:spacing w:after="120"/>
+      </w:pPr>
+      <w:r>
+        <w:rPr>
+          <w:b/>
+          <w:bCs/>
+          <w:sz w:val="20"/>
+          <w:szCs w:val="20"/>
+        </w:rPr>
+        <w:t xml:space="preserve">Value chain &amp; supply side:</w:t>
+      </w:r>
+    </w:p>
+    <w:tbl>
+      <w:tblPr>
+        <w:tblW w:type="dxa" w:w="9000"/>
+        <w:tblBorders>
+          <w:top w:val="single" w:color="auto" w:sz="4"/>
+          <w:left w:val="single" w:color="auto" w:sz="4"/>
+          <w:bottom w:val="single" w:color="auto" w:sz="4"/>
+          <w:right w:val="single" w:color="auto" w:sz="4"/>
+          <w:insideH w:val="single" w:color="auto" w:sz="4"/>
+          <w:insideV w:val="single" w:color="auto" w:sz="4"/>
+        </w:tblBorders>
+      </w:tblPr>
+      <w:tblGrid>
+        <w:gridCol w:w="3200"/>
+        <w:gridCol w:w="5800"/>
+      </w:tblGrid>
+      <w:tr>
+        <w:tc>
+          <w:tcPr>
+            <w:tcW w:type="dxa" w:w="3200"/>
+            <w:shd w:fill="F2F2F2" w:val="clear"/>
+          </w:tcPr>
+          <w:p>
+            <w:r>
+              <w:rPr>
+                <w:b/>
+                <w:bCs/>
+              </w:rPr>
+              <w:t xml:space="preserve">Theme</w:t>
+            </w:r>
+          </w:p>
+        </w:tc>
+        <w:tc>
+          <w:tcPr>
+            <w:tcW w:type="dxa" w:w="5800"/>
+          </w:tcPr>
+          <w:p>
+            <w:r>
+              <w:t xml:space="preserve">product identification / coding-marking / traceability + digital packaging</w:t>
+            </w:r>
+          </w:p>
+        </w:tc>
+      </w:tr>
+      <w:tr>
+        <w:tc>
+          <w:tcPr>
+            <w:tcW w:type="dxa" w:w="3200"/>
+            <w:shd w:fill="F2F2F2" w:val="clear"/>
+          </w:tcPr>
+          <w:p>
+            <w:r>
+              <w:rPr>
+                <w:b/>
+                <w:bCs/>
+              </w:rPr>
+              <w:t xml:space="preserve">This company's position</w:t>
+            </w:r>
+          </w:p>
+        </w:tc>
+        <w:tc>
+          <w:tcPr>
+            <w:tcW w:type="dxa" w:w="5800"/>
+          </w:tcPr>
+          <w:p>
+            <w:r>
+              <w:t xml:space="preserve">dominant domestic coding-and-marking OEM (printers + consumables + service); small, sub-scale entrant in international digital packaging via CP Italy / V-Shapes</w:t>
+            </w:r>
+          </w:p>
+        </w:tc>
+      </w:tr>
+      <w:tr>
+        <w:tc>
+          <w:tcPr>
+            <w:tcW w:type="dxa" w:w="3200"/>
+            <w:shd w:fill="F2F2F2" w:val="clear"/>
+          </w:tcPr>
+          <w:p>
+            <w:r>
+              <w:rPr>
+                <w:b/>
+                <w:bCs/>
+              </w:rPr>
+              <w:t xml:space="preserve">Bottleneck node (pricing power)</w:t>
+            </w:r>
+          </w:p>
+        </w:tc>
+        <w:tc>
+          <w:tcPr>
+            <w:tcW w:type="dxa" w:w="5800"/>
+          </w:tcPr>
+          <w:p>
+            <w:r>
+              <w:t xml:space="preserve">scaling the packaging verticals to profitability</w:t>
+            </w:r>
+          </w:p>
+        </w:tc>
+      </w:tr>
+      <w:tr>
+        <w:tc>
+          <w:tcPr>
+            <w:tcW w:type="dxa" w:w="3200"/>
+            <w:shd w:fill="F2F2F2" w:val="clear"/>
+          </w:tcPr>
+          <w:p>
+            <w:r>
+              <w:rPr>
+                <w:b/>
+                <w:bCs/>
+              </w:rPr>
+              <w:t xml:space="preserve">Supply-side status</w:t>
+            </w:r>
+          </w:p>
+        </w:tc>
+        <w:tc>
+          <w:tcPr>
+            <w:tcW w:type="dxa" w:w="5800"/>
+          </w:tcPr>
+          <w:p>
+            <w:r>
+              <w:t xml:space="preserve">consolidating</w:t>
+            </w:r>
+          </w:p>
+        </w:tc>
+      </w:tr>
+      <w:tr>
+        <w:tc>
+          <w:tcPr>
+            <w:tcW w:type="dxa" w:w="3200"/>
+            <w:shd w:fill="F2F2F2" w:val="clear"/>
+          </w:tcPr>
+          <w:p>
+            <w:r>
+              <w:rPr>
+                <w:b/>
+                <w:bCs/>
+              </w:rPr>
+              <w:t xml:space="preserve">Adjacent-node peers</w:t>
+            </w:r>
+          </w:p>
+        </w:tc>
+        <w:tc>
+          <w:tcPr>
+            <w:tcW w:type="dxa" w:w="5800"/>
+          </w:tcPr>
+          <w:p>
+            <w:r>
+              <w:t xml:space="preserve">Danaher (Videojet), Dover (Markem-Imaje), Domino Printing (Brother), Markprint / Codeology (now CP subsidiaries)</w:t>
+            </w:r>
+          </w:p>
+        </w:tc>
+      </w:tr>
+    </w:tbl>
+    <w:p>
+      <w:pPr>
+        <w:spacing w:after="120"/>
+      </w:pPr>
+      <w:r>
+        <w:rPr>
+          <w:color w:val="666666"/>
+          <w:sz w:val="18"/>
+          <w:szCs w:val="18"/>
+        </w:rPr>
+        <w:t xml:space="preserve">Core: Control Print is effectively the last domestic manufacturer standing against MNC majors, giving it real pricing power and a service moat in India (survivor gains). Packaging verticals put it into a fragmented global arena against far larger players with no evident structural edge yet.</w:t>
+      </w:r>
+    </w:p>
+    <w:p>
+      <w:pPr>
+        <w:spacing w:after="60" w:before="120"/>
+      </w:pPr>
+      <w:r>
+        <w:rPr>
+          <w:b/>
+          <w:bCs/>
+          <w:sz w:val="20"/>
+          <w:szCs w:val="20"/>
+        </w:rPr>
+        <w:t xml:space="preserve">Earnings quality: </w:t>
+      </w:r>
+      <w:r>
+        <w:rPr>
+          <w:sz w:val="20"/>
+          <w:szCs w:val="20"/>
+        </w:rPr>
+        <w:t xml:space="preserve">margin driver mixed</w:t>
+      </w:r>
+      <w:r>
+        <w:rPr>
+          <w:b/>
+          <w:bCs/>
+          <w:color w:val="A32020"/>
+          <w:sz w:val="20"/>
+          <w:szCs w:val="20"/>
+        </w:rPr>
+        <w:t xml:space="preserve"/>
+      </w:r>
+    </w:p>
+    <w:p>
+      <w:pPr>
+        <w:spacing w:after="120"/>
+      </w:pPr>
+      <w:r>
+        <w:rPr>
+          <w:color w:val="666666"/>
+          <w:sz w:val="18"/>
+          <w:szCs w:val="18"/>
+        </w:rPr>
+        <w:t xml:space="preserve">Drivers: recurring consumables / service mix (structural, high-margin); installed-base growth; packaging losses currently suppressing consolidated margin (cyclical / execution).</w:t>
+      </w:r>
+    </w:p>
+    <w:p>
+      <w:pPr>
+        <w:spacing w:after="120"/>
+      </w:pPr>
+      <w:r>
+        <w:rPr>
+          <w:color w:val="666666"/>
+          <w:sz w:val="18"/>
+          <w:szCs w:val="18"/>
+        </w:rPr>
+        <w:t xml:space="preserve">Consolidated margin is BELOW a normalised level, not above it — the packaging losses are depressing it. Core standalone margins are the structural signal; a normalised consolidated PAT is closer to standalone (~Rs 80 Cr) than to the Rs 44 Cr FY26 consol print, and well below the Rs 100 Cr FY25 one-off.</w:t>
+      </w:r>
+    </w:p>
+    <w:p>
+      <w:pPr>
+        <w:spacing w:after="60" w:before="120"/>
+      </w:pPr>
+      <w:r>
+        <w:rPr>
+          <w:b/>
+          <w:bCs/>
+          <w:sz w:val="20"/>
+          <w:szCs w:val="20"/>
+        </w:rPr>
+        <w:t xml:space="preserve">Growth trajectory: </w:t>
+      </w:r>
+      <w:r>
+        <w:rPr>
+          <w:b/>
+          <w:bCs/>
+          <w:color w:val="A32020"/>
+          <w:sz w:val="20"/>
+          <w:szCs w:val="20"/>
+        </w:rPr>
+        <w:t xml:space="preserve">YoY growth rate is decelerating</w:t>
+      </w:r>
+    </w:p>
+    <w:p>
+      <w:pPr>
+        <w:spacing w:after="120"/>
+      </w:pPr>
+      <w:r>
+        <w:rPr>
+          <w:color w:val="666666"/>
+          <w:sz w:val="18"/>
+          <w:szCs w:val="18"/>
+        </w:rPr>
+        <w:t xml:space="preserve">Consol revenue YoY: roughly ~10%+ through FY24-FY25, ~12% FY26, then +3.8% in Q1 FY27. Consol PAT: Rs 5.3 Cr (Q3 FY26) -&gt; Rs 11.2 Cr (Q4 FY26, seasonal) -&gt; Rs 3.9 Cr (Q1 FY27, -54% YoY).</w:t>
+      </w:r>
+    </w:p>
+    <w:p>
+      <w:pPr>
+        <w:spacing w:after="120"/>
+      </w:pPr>
+      <w:r>
+        <w:rPr>
+          <w:color w:val="666666"/>
+          <w:sz w:val="18"/>
+          <w:szCs w:val="18"/>
+        </w:rPr>
+        <w:t xml:space="preserve">Reverse P/E: A ~24-25x consolidated multiple needs sustained double-digit earnings growth; the current sequence is a deceleration, so the multiple looks stretched on consolidated numbers and merely fair on the standalone core.</w:t>
+      </w:r>
+    </w:p>
+    <w:p>
+      <w:pPr>
+        <w:spacing w:after="120"/>
+      </w:pPr>
+      <w:r>
+        <w:rPr>
+          <w:b/>
+          <w:bCs/>
+          <w:sz w:val="20"/>
+          <w:szCs w:val="20"/>
+        </w:rPr>
+        <w:t xml:space="preserve">Management quality (TVGP's "P"):</w:t>
+      </w:r>
+    </w:p>
+    <w:tbl>
+      <w:tblPr>
+        <w:tblW w:type="dxa" w:w="9000"/>
+        <w:tblBorders>
+          <w:top w:val="single" w:color="auto" w:sz="4"/>
+          <w:left w:val="single" w:color="auto" w:sz="4"/>
+          <w:bottom w:val="single" w:color="auto" w:sz="4"/>
+          <w:right w:val="single" w:color="auto" w:sz="4"/>
+          <w:insideH w:val="single" w:color="auto" w:sz="4"/>
+          <w:insideV w:val="single" w:color="auto" w:sz="4"/>
+        </w:tblBorders>
+      </w:tblPr>
+      <w:tblGrid>
+        <w:gridCol w:w="3200"/>
+        <w:gridCol w:w="5800"/>
+      </w:tblGrid>
+      <w:tr>
+        <w:tc>
+          <w:tcPr>
+            <w:tcW w:type="dxa" w:w="3200"/>
+            <w:shd w:fill="F2F2F2" w:val="clear"/>
+          </w:tcPr>
+          <w:p>
+            <w:r>
+              <w:rPr>
+                <w:b/>
+                <w:bCs/>
+              </w:rPr>
+              <w:t xml:space="preserve">Assessment</w:t>
+            </w:r>
+          </w:p>
+        </w:tc>
+        <w:tc>
+          <w:tcPr>
+            <w:tcW w:type="dxa" w:w="5800"/>
+          </w:tcPr>
+          <w:p>
+            <w:r>
+              <w:t xml:space="preserve">neutral</w:t>
+            </w:r>
+          </w:p>
+        </w:tc>
+      </w:tr>
+      <w:tr>
+        <w:tc>
+          <w:tcPr>
+            <w:tcW w:type="dxa" w:w="3200"/>
+            <w:shd w:fill="F2F2F2" w:val="clear"/>
+          </w:tcPr>
+          <w:p>
+            <w:r>
+              <w:rPr>
+                <w:b/>
+                <w:bCs/>
+              </w:rPr>
+              <w:t xml:space="preserve">Capital allocation</w:t>
+            </w:r>
+          </w:p>
+        </w:tc>
+        <w:tc>
+          <w:tcPr>
+            <w:tcW w:type="dxa" w:w="5800"/>
+          </w:tcPr>
+          <w:p>
+            <w:r>
+              <w:t xml:space="preserve">Core cash flow redeployed into three international packaging acquisitions (~Rs 55-60 Cr) that have since produced ~Rs 55-60 Cr of cumulative losses with no clear inflection; FY27 breakeven target repeatedly caveated. Offsetting: debt-free discipline maintained and a consistent dividend (Rs 6 FY26). May 2026 IP consolidation into the parent is a sensible tidy-up. (neutral)</w:t>
+            </w:r>
+          </w:p>
+        </w:tc>
+      </w:tr>
+      <w:tr>
+        <w:tc>
+          <w:tcPr>
+            <w:tcW w:type="dxa" w:w="3200"/>
+            <w:shd w:fill="F2F2F2" w:val="clear"/>
+          </w:tcPr>
+          <w:p>
+            <w:r>
+              <w:rPr>
+                <w:b/>
+                <w:bCs/>
+              </w:rPr>
+              <w:t xml:space="preserve">Related-party trend</w:t>
+            </w:r>
+          </w:p>
+        </w:tc>
+        <w:tc>
+          <w:tcPr>
+            <w:tcW w:type="dxa" w:w="5800"/>
+          </w:tcPr>
+          <w:p>
+            <w:r>
+              <w:t xml:space="preserve">unclear</w:t>
+            </w:r>
+          </w:p>
+        </w:tc>
+      </w:tr>
+      <w:tr>
+        <w:tc>
+          <w:tcPr>
+            <w:tcW w:type="dxa" w:w="3200"/>
+            <w:shd w:fill="F2F2F2" w:val="clear"/>
+          </w:tcPr>
+          <w:p>
+            <w:r>
+              <w:rPr>
+                <w:b/>
+                <w:bCs/>
+              </w:rPr>
+              <w:t xml:space="preserve">Guidance credibility</w:t>
+            </w:r>
+          </w:p>
+        </w:tc>
+        <w:tc>
+          <w:tcPr>
+            <w:tcW w:type="dxa" w:w="5800"/>
+          </w:tcPr>
+          <w:p>
+            <w:r>
+              <w:t xml:space="preserve">mixed</w:t>
+            </w:r>
+          </w:p>
+        </w:tc>
+      </w:tr>
+      <w:tr>
+        <w:tc>
+          <w:tcPr>
+            <w:tcW w:type="dxa" w:w="3200"/>
+            <w:shd w:fill="F2F2F2" w:val="clear"/>
+          </w:tcPr>
+          <w:p>
+            <w:r>
+              <w:rPr>
+                <w:b/>
+                <w:bCs/>
+              </w:rPr>
+              <w:t xml:space="preserve">Shareholder returns</w:t>
+            </w:r>
+          </w:p>
+        </w:tc>
+        <w:tc>
+          <w:tcPr>
+            <w:tcW w:type="dxa" w:w="5800"/>
+          </w:tcPr>
+          <w:p>
+            <w:r>
+              <w:t xml:space="preserve">consistent</w:t>
+            </w:r>
+          </w:p>
+        </w:tc>
+      </w:tr>
+      <w:tr>
+        <w:tc>
+          <w:tcPr>
+            <w:tcW w:type="dxa" w:w="3200"/>
+            <w:shd w:fill="F2F2F2" w:val="clear"/>
+          </w:tcPr>
+          <w:p>
+            <w:r>
+              <w:rPr>
+                <w:b/>
+                <w:bCs/>
+              </w:rPr>
+              <w:t xml:space="preserve">Capability ladder / VAP</w:t>
+            </w:r>
+          </w:p>
+        </w:tc>
+        <w:tc>
+          <w:tcPr>
+            <w:tcW w:type="dxa" w:w="5800"/>
+          </w:tcPr>
+          <w:p>
+            <w:r>
+              <w:t xml:space="preserve">Stated intent to move from hardware into traceability SaaS (Track &amp; Trace) and digital packaging IP, but execution unproven</w:t>
+            </w:r>
+          </w:p>
+        </w:tc>
+      </w:tr>
+    </w:tbl>
+    <w:p>
+      <w:pPr>
+        <w:spacing w:after="120"/>
+      </w:pPr>
+      <w:r>
+        <w:rPr>
+          <w:b/>
+          <w:bCs/>
+          <w:sz w:val="20"/>
+          <w:szCs w:val="20"/>
+        </w:rPr>
+        <w:t xml:space="preserve">Quality metrics (ROCE · debt · FCF · margin · capex):</w:t>
+      </w:r>
+    </w:p>
+    <w:tbl>
+      <w:tblPr>
+        <w:tblW w:type="dxa" w:w="9000"/>
+        <w:tblBorders>
+          <w:top w:val="single" w:color="auto" w:sz="4"/>
+          <w:left w:val="single" w:color="auto" w:sz="4"/>
+          <w:bottom w:val="single" w:color="auto" w:sz="4"/>
+          <w:right w:val="single" w:color="auto" w:sz="4"/>
+          <w:insideH w:val="single" w:color="auto" w:sz="4"/>
+          <w:insideV w:val="single" w:color="auto" w:sz="4"/>
+        </w:tblBorders>
+      </w:tblPr>
+      <w:tblGrid>
+        <w:gridCol w:w="3200"/>
+        <w:gridCol w:w="5800"/>
+      </w:tblGrid>
+      <w:tr>
+        <w:tc>
+          <w:tcPr>
+            <w:tcW w:type="dxa" w:w="3200"/>
+            <w:shd w:fill="F2F2F2" w:val="clear"/>
+          </w:tcPr>
+          <w:p>
+            <w:r>
+              <w:rPr>
+                <w:b/>
+                <w:bCs/>
+              </w:rPr>
+              <w:t xml:space="preserve">Assessment</w:t>
+            </w:r>
+          </w:p>
+        </w:tc>
+        <w:tc>
+          <w:tcPr>
+            <w:tcW w:type="dxa" w:w="5800"/>
+          </w:tcPr>
+          <w:p>
+            <w:r>
+              <w:t xml:space="preserve">concern</w:t>
+            </w:r>
+          </w:p>
+        </w:tc>
+      </w:tr>
+      <w:tr>
+        <w:tc>
+          <w:tcPr>
+            <w:tcW w:type="dxa" w:w="3200"/>
+            <w:shd w:fill="F2F2F2" w:val="clear"/>
+          </w:tcPr>
+          <w:p>
+            <w:r>
+              <w:rPr>
+                <w:b/>
+                <w:bCs/>
+              </w:rPr>
+              <w:t xml:space="preserve">ROCE</w:t>
+            </w:r>
+          </w:p>
+        </w:tc>
+        <w:tc>
+          <w:tcPr>
+            <w:tcW w:type="dxa" w:w="5800"/>
+          </w:tcPr>
+          <w:p>
+            <w:r>
+              <w:t xml:space="preserve">16.4% (declining)</w:t>
+            </w:r>
+          </w:p>
+        </w:tc>
+      </w:tr>
+      <w:tr>
+        <w:tc>
+          <w:tcPr>
+            <w:tcW w:type="dxa" w:w="3200"/>
+            <w:shd w:fill="F2F2F2" w:val="clear"/>
+          </w:tcPr>
+          <w:p>
+            <w:r>
+              <w:rPr>
+                <w:b/>
+                <w:bCs/>
+              </w:rPr>
+              <w:t xml:space="preserve">Leverage</w:t>
+            </w:r>
+          </w:p>
+        </w:tc>
+        <w:tc>
+          <w:tcPr>
+            <w:tcW w:type="dxa" w:w="5800"/>
+          </w:tcPr>
+          <w:p>
+            <w:r>
+              <w:t xml:space="preserve">Net debt/EBITDA -1x</w:t>
+            </w:r>
+          </w:p>
+        </w:tc>
+      </w:tr>
+      <w:tr>
+        <w:tc>
+          <w:tcPr>
+            <w:tcW w:type="dxa" w:w="3200"/>
+            <w:shd w:fill="F2F2F2" w:val="clear"/>
+          </w:tcPr>
+          <w:p>
+            <w:r>
+              <w:rPr>
+                <w:b/>
+                <w:bCs/>
+              </w:rPr>
+              <w:t xml:space="preserve">FCF conversion</w:t>
+            </w:r>
+          </w:p>
+        </w:tc>
+        <w:tc>
+          <w:tcPr>
+            <w:tcW w:type="dxa" w:w="5800"/>
+          </w:tcPr>
+          <w:p>
+            <w:r>
+              <w:t xml:space="preserve">45%</w:t>
+            </w:r>
+          </w:p>
+        </w:tc>
+      </w:tr>
+      <w:tr>
+        <w:tc>
+          <w:tcPr>
+            <w:tcW w:type="dxa" w:w="3200"/>
+            <w:shd w:fill="F2F2F2" w:val="clear"/>
+          </w:tcPr>
+          <w:p>
+            <w:r>
+              <w:rPr>
+                <w:b/>
+                <w:bCs/>
+              </w:rPr>
+              <w:t xml:space="preserve">Margin trend</w:t>
+            </w:r>
+          </w:p>
+        </w:tc>
+        <w:tc>
+          <w:tcPr>
+            <w:tcW w:type="dxa" w:w="5800"/>
+          </w:tcPr>
+          <w:p>
+            <w:r>
+              <w:t xml:space="preserve">contracting</w:t>
+            </w:r>
+          </w:p>
+        </w:tc>
+      </w:tr>
+      <w:tr>
+        <w:tc>
+          <w:tcPr>
+            <w:tcW w:type="dxa" w:w="3200"/>
+            <w:shd w:fill="F2F2F2" w:val="clear"/>
+          </w:tcPr>
+          <w:p>
+            <w:r>
+              <w:rPr>
+                <w:b/>
+                <w:bCs/>
+              </w:rPr>
+              <w:t xml:space="preserve">Capex efficiency</w:t>
+            </w:r>
+          </w:p>
+        </w:tc>
+        <w:tc>
+          <w:tcPr>
+            <w:tcW w:type="dxa" w:w="5800"/>
+          </w:tcPr>
+          <w:p>
+            <w:r>
+              <w:t xml:space="preserve">value-destructive</w:t>
+            </w:r>
+          </w:p>
+        </w:tc>
+      </w:tr>
+    </w:tbl>
+    <w:p>
+      <w:pPr>
+        <w:spacing w:after="60" w:before="120"/>
+      </w:pPr>
+      <w:r>
+        <w:rPr>
+          <w:b/>
+          <w:bCs/>
+          <w:sz w:val="20"/>
+          <w:szCs w:val="20"/>
+        </w:rPr>
+        <w:t xml:space="preserve">Track record (Coffee Can persistence check): </w:t>
+      </w:r>
+      <w:r>
+        <w:rPr>
+          <w:sz w:val="20"/>
+          <w:szCs w:val="20"/>
+        </w:rPr>
+        <w:t xml:space="preserve">cleared revenue growth ≥10% AND ROCE ≥15% in 2 of the last 3 years (consistency_score 67)</w:t>
+      </w:r>
+    </w:p>
+    <w:p>
+      <w:pPr>
+        <w:spacing w:after="120"/>
+      </w:pPr>
+      <w:r>
+        <w:rPr>
+          <w:color w:val="666666"/>
+          <w:sz w:val="18"/>
+          <w:szCs w:val="18"/>
+        </w:rPr>
+        <w:t xml:space="preserve">FY24-FY26 verifiable. FY25 (revenue ~+18%, ROCE &gt;15%) and FY26 (revenue +12.3%, ROCE ~16.4%) clear both the &gt;=10% revenue-growth and &gt;=15% ROCE bars. FY24 revenue growth was below ~10% so it does not clear. Consolidated ROE (9.52%) is depressed by packaging losses and is not the ROCE test. Q1 FY27's +3.8% growth puts FY27's clearance in doubt.</w:t>
       </w:r>
     </w:p>
     <w:p>
@@ -331,59 +2510,15 @@
         <w:spacing w:after="120" w:before="280"/>
       </w:pPr>
       <w:r>
-        <w:t xml:space="preserve">Bull Case</w:t>
-      </w:r>
-    </w:p>
-    <w:p>
-      <w:pPr>
-        <w:pStyle w:val="ListParagraph"/>
-        <w:numPr>
-          <w:ilvl w:val="0"/>
-          <w:numId w:val="1"/>
-        </w:numPr>
-        <w:spacing w:after="60"/>
-      </w:pPr>
-      <w:r>
-        <w:t xml:space="preserve">Genuinely sticky, monopoly-like core business (8-year printer life locks in consumables/service revenue) growing 13-15% CAGR with very high switching costs</w:t>
-      </w:r>
-    </w:p>
-    <w:p>
-      <w:pPr>
-        <w:pStyle w:val="ListParagraph"/>
-        <w:numPr>
-          <w:ilvl w:val="0"/>
-          <w:numId w:val="1"/>
-        </w:numPr>
-        <w:spacing w:after="60"/>
-      </w:pPr>
-      <w:r>
-        <w:t xml:space="preserve">Community valuation work estimates fair EV (~Rs 3,000 Cr) meaningfully above current EV (~Rs 1,000 Cr) with a 25% margin of safety, if new verticals stabilize</w:t>
-      </w:r>
-    </w:p>
-    <w:p>
-      <w:pPr>
-        <w:pStyle w:val="ListParagraph"/>
-        <w:numPr>
-          <w:ilvl w:val="0"/>
-          <w:numId w:val="1"/>
-        </w:numPr>
-        <w:spacing w:after="60"/>
-      </w:pPr>
-      <w:r>
-        <w:t xml:space="preserve">Promoter buying observed in early 2025, alongside a price recovery from lows</w:t>
-      </w:r>
-    </w:p>
-    <w:p>
-      <w:pPr>
-        <w:pStyle w:val="ListParagraph"/>
-        <w:numPr>
-          <w:ilvl w:val="0"/>
-          <w:numId w:val="1"/>
-        </w:numPr>
-        <w:spacing w:after="60"/>
-      </w:pPr>
-      <w:r>
-        <w:t xml:space="preserve">Debt-free balance sheet with real revenue growth ahead of industry median</w:t>
+        <w:t xml:space="preserve">Technical Read (Weekly / Monthly MACD + Bollinger Bands, or RSI/CCI/Williams %R proxy)</w:t>
+      </w:r>
+    </w:p>
+    <w:p>
+      <w:pPr>
+        <w:spacing w:after="120"/>
+      </w:pPr>
+      <w:r>
+        <w:t xml:space="preserve">Not independently pulled this pass — stock off its ATH, mid-range of a Rs 517-918 52-week band; community discussion notes it traded below the 200DMA at points through the thread.</w:t>
       </w:r>
     </w:p>
     <w:p>
@@ -392,59 +2527,36 @@
         <w:spacing w:after="120" w:before="280"/>
       </w:pPr>
       <w:r>
-        <w:t xml:space="preserve">Bear Case / Key Risks</w:t>
-      </w:r>
-    </w:p>
-    <w:p>
-      <w:pPr>
-        <w:pStyle w:val="ListParagraph"/>
-        <w:numPr>
-          <w:ilvl w:val="0"/>
-          <w:numId w:val="1"/>
-        </w:numPr>
-        <w:spacing w:after="60"/>
-      </w:pPr>
-      <w:r>
-        <w:t xml:space="preserve">Current ROE (9.52%) doesn't clear a strong quality bar — new-vertical acquisitions (CP Italy/V-Shapes especially) have generated real losses (~Rs 55-60 Cr over 2 years) against ~Rs 55-60 Cr invested, with no clear inflection yet visible</w:t>
-      </w:r>
-    </w:p>
-    <w:p>
-      <w:pPr>
-        <w:pStyle w:val="ListParagraph"/>
-        <w:numPr>
-          <w:ilvl w:val="0"/>
-          <w:numId w:val="1"/>
-        </w:numPr>
-        <w:spacing w:after="60"/>
-      </w:pPr>
-      <w:r>
-        <w:t xml:space="preserve">Credible governance flag: an independent director may be a related party by marriage to the chairman's family, a real board-independence concern raised with public evidence</w:t>
-      </w:r>
-    </w:p>
-    <w:p>
-      <w:pPr>
-        <w:pStyle w:val="ListParagraph"/>
-        <w:numPr>
-          <w:ilvl w:val="0"/>
-          <w:numId w:val="1"/>
-        </w:numPr>
-        <w:spacing w:after="60"/>
-      </w:pPr>
-      <w:r>
-        <w:t xml:space="preserve">DII shareholding reportedly fell from 18%+ (2019-20) to near-zero by 2025 with no clearly stated reason — an institutional-conviction signal worth noting</w:t>
-      </w:r>
-    </w:p>
-    <w:p>
-      <w:pPr>
-        <w:pStyle w:val="ListParagraph"/>
-        <w:numPr>
-          <w:ilvl w:val="0"/>
-          <w:numId w:val="1"/>
-        </w:numPr>
-        <w:spacing w:after="60"/>
-      </w:pPr>
-      <w:r>
-        <w:t xml:space="preserve">New-vertical thesis (Track &amp; Trace anti-counterfeiting, digital printing) remains unproven competitively — a community member noted no one yet has a 'perfect' anti-counterfeiting solution, implying execution risk, not just market-size risk</w:t>
+        <w:t xml:space="preserve">ValuePickr Community Signal</w:t>
+      </w:r>
+    </w:p>
+    <w:p>
+      <w:pPr>
+        <w:spacing w:after="120"/>
+      </w:pPr>
+      <w:r>
+        <w:t xml:space="preserve">Read most recent 50 of 269 posts (single batch, no escalation, Dec 2023-Aug 2026). One poster framed the company as being in a 'reverse aging' phase — a mature cash-cow reinvesting into new growth verticals — a thesis that has yet to clearly inflect and, on Q1 FY27 numbers, has if anything slipped further out.</w:t>
+      </w:r>
+    </w:p>
+    <w:p>
+      <w:pPr>
+        <w:spacing w:after="120"/>
+      </w:pPr>
+      <w:r>
+        <w:rPr>
+          <w:b/>
+          <w:bCs/>
+          <w:sz w:val="20"/>
+          <w:szCs w:val="20"/>
+        </w:rPr>
+        <w:t xml:space="preserve">High-conviction call from a top contributor: </w:t>
+      </w:r>
+      <w:r>
+        <w:rPr>
+          <w:sz w:val="20"/>
+          <w:szCs w:val="20"/>
+        </w:rPr>
+        <w:t xml:space="preserve">Trusted-roster users harsh.beria93 (19 loves/2 posts, detailed concall notes) and Chandragupta (25 loves/2 posts, substantive transition-thesis commentary) both posted informational/analytical content, not explicit conviction calls with stated position size — no high-conviction entries logged. Ravi_Hundal (24 loves) raised a credible governance flag: an independent director appears to be a related party (brother of the chairman's son-in-law) based on public information. Nikunj_Bhanushali (Aug 2026, substantive) noted ~Rs 55-60 Cr paid for 3 acquisitions plus a further ~Rs 55-60 Cr of losses on them over 2 years (CP Italy / V-Shapes the bulk), directly questioning how this squares with reported ROE.</w:t>
       </w:r>
     </w:p>
     <w:p>
@@ -453,6 +2565,171 @@
         <w:spacing w:after="120" w:before="280"/>
       </w:pPr>
       <w:r>
+        <w:t xml:space="preserve">BSE Corporate Actions / Other Red Flags</w:t>
+      </w:r>
+    </w:p>
+    <w:p>
+      <w:pPr>
+        <w:spacing w:after="120"/>
+      </w:pPr>
+      <w:r>
+        <w:t xml:space="preserve">6-mo: FY26 results + Rs 6 dividend; IP Assignment Agreement with step-down subsidiary CP Italy S.R.L. to acquire all patents/IP for EUR 2.86m, effective 8 May 2026; investor meets scheduled. CRISIL rating withdrawn / moved to ICRA in 2026 — explained by other posters as a routine agency switch, not a solvency issue.</w:t>
+      </w:r>
+    </w:p>
+    <w:p>
+      <w:pPr>
+        <w:pStyle w:val="Heading1"/>
+        <w:spacing w:after="120" w:before="280"/>
+      </w:pPr>
+      <w:r>
+        <w:t xml:space="preserve">Bull Case</w:t>
+      </w:r>
+    </w:p>
+    <w:p>
+      <w:pPr>
+        <w:pStyle w:val="ListParagraph"/>
+        <w:numPr>
+          <w:ilvl w:val="0"/>
+          <w:numId w:val="1"/>
+        </w:numPr>
+        <w:spacing w:after="60"/>
+      </w:pPr>
+      <w:r>
+        <w:t xml:space="preserve">Genuinely sticky, monopoly-like core (8-year printer life locks in consumables/service; only domestic maker of both printers and inks) with very high switching costs and a long record of double-digit core growth</w:t>
+      </w:r>
+    </w:p>
+    <w:p>
+      <w:pPr>
+        <w:pStyle w:val="ListParagraph"/>
+        <w:numPr>
+          <w:ilvl w:val="0"/>
+          <w:numId w:val="1"/>
+        </w:numPr>
+        <w:spacing w:after="60"/>
+      </w:pPr>
+      <w:r>
+        <w:t xml:space="preserve">Debt-free / net-cash balance sheet and a consistent dividend (Rs 6 for FY26, ~1.7% yield); promoter ~53% and stable, no pledge</w:t>
+      </w:r>
+    </w:p>
+    <w:p>
+      <w:pPr>
+        <w:pStyle w:val="ListParagraph"/>
+        <w:numPr>
+          <w:ilvl w:val="0"/>
+          <w:numId w:val="1"/>
+        </w:numPr>
+        <w:spacing w:after="60"/>
+      </w:pPr>
+      <w:r>
+        <w:t xml:space="preserve">If the international packaging verticals reach breakeven, consolidated earnings normalise upward toward the standalone core (~Rs 80 Cr FY26) and the consolidated multiple compresses sharply from ~24x</w:t>
+      </w:r>
+    </w:p>
+    <w:p>
+      <w:pPr>
+        <w:pStyle w:val="ListParagraph"/>
+        <w:numPr>
+          <w:ilvl w:val="0"/>
+          <w:numId w:val="1"/>
+        </w:numPr>
+        <w:spacing w:after="60"/>
+      </w:pPr>
+      <w:r>
+        <w:t xml:space="preserve">Community valuation work estimates fair EV (~Rs 3,000 Cr) well above current (~Rs 1,000 Cr) with a 25% margin of safety, contingent on new-vertical stabilisation</w:t>
+      </w:r>
+    </w:p>
+    <w:p>
+      <w:pPr>
+        <w:pStyle w:val="Heading1"/>
+        <w:spacing w:after="120" w:before="280"/>
+      </w:pPr>
+      <w:r>
+        <w:t xml:space="preserve">Bear Case / Key Risks</w:t>
+      </w:r>
+    </w:p>
+    <w:p>
+      <w:pPr>
+        <w:pStyle w:val="ListParagraph"/>
+        <w:numPr>
+          <w:ilvl w:val="0"/>
+          <w:numId w:val="1"/>
+        </w:numPr>
+        <w:spacing w:after="60"/>
+      </w:pPr>
+      <w:r>
+        <w:t xml:space="preserve">Growth has stalled: Q1 FY27 consolidated revenue +3.8% YoY (vs a ~10%/qtr trend) and consolidated PAT -54% to Rs 3.9 Cr; standalone PAT also down YoY — the deceleration is now in the core, not just the verticals</w:t>
+      </w:r>
+    </w:p>
+    <w:p>
+      <w:pPr>
+        <w:pStyle w:val="ListParagraph"/>
+        <w:numPr>
+          <w:ilvl w:val="0"/>
+          <w:numId w:val="1"/>
+        </w:numPr>
+        <w:spacing w:after="60"/>
+      </w:pPr>
+      <w:r>
+        <w:t xml:space="preserve">New-vertical bets remain loss-making after ~2 years and ~Rs 55-60 Cr of cumulative losses on ~Rs 55-60 Cr invested; FY27 breakeven is management's own target but flagged as 'uncertain', and losses widened in Q3 FY26</w:t>
+      </w:r>
+    </w:p>
+    <w:p>
+      <w:pPr>
+        <w:pStyle w:val="ListParagraph"/>
+        <w:numPr>
+          <w:ilvl w:val="0"/>
+          <w:numId w:val="1"/>
+        </w:numPr>
+        <w:spacing w:after="60"/>
+      </w:pPr>
+      <w:r>
+        <w:t xml:space="preserve">Consolidated ROE 9.52% does not clear a quality bar; the flattering standalone view depends on ring-fencing the packaging losses that management chose to take on</w:t>
+      </w:r>
+    </w:p>
+    <w:p>
+      <w:pPr>
+        <w:pStyle w:val="ListParagraph"/>
+        <w:numPr>
+          <w:ilvl w:val="0"/>
+          <w:numId w:val="1"/>
+        </w:numPr>
+        <w:spacing w:after="60"/>
+      </w:pPr>
+      <w:r>
+        <w:t xml:space="preserve">Credible governance flag: an independent director may be a related party by marriage to the chairman's family (public evidence, raised in-thread)</w:t>
+      </w:r>
+    </w:p>
+    <w:p>
+      <w:pPr>
+        <w:pStyle w:val="ListParagraph"/>
+        <w:numPr>
+          <w:ilvl w:val="0"/>
+          <w:numId w:val="1"/>
+        </w:numPr>
+        <w:spacing w:after="60"/>
+      </w:pPr>
+      <w:r>
+        <w:t xml:space="preserve">Institutional conviction has left: DII holding ~1%+ -&gt; 0.16%, FII 9.9% -&gt; 3.1%, over the period, with no clearly stated reason</w:t>
+      </w:r>
+    </w:p>
+    <w:p>
+      <w:pPr>
+        <w:pStyle w:val="ListParagraph"/>
+        <w:numPr>
+          <w:ilvl w:val="0"/>
+          <w:numId w:val="1"/>
+        </w:numPr>
+        <w:spacing w:after="60"/>
+      </w:pPr>
+      <w:r>
+        <w:t xml:space="preserve">TAM is small (~Rs 1,500-1,700 Cr industry) and Control Print is already dominant — a 10x needs the unproven packaging/traceability verticals to become a much larger business</w:t>
+      </w:r>
+    </w:p>
+    <w:p>
+      <w:pPr>
+        <w:pStyle w:val="Heading1"/>
+        <w:spacing w:after="120" w:before="280"/>
+      </w:pPr>
+      <w:r>
         <w:t xml:space="preserve">Market-Cap Tier (informational — not a gate in this project)</w:t>
       </w:r>
     </w:p>
@@ -465,7 +2742,7 @@
           <w:b/>
           <w:bCs/>
         </w:rPr>
-        <w:t xml:space="preserve">Micro-cap (~Rs 907 Cr)</w:t>
+        <w:t xml:space="preserve">Micro-cap (~Rs 910 Cr)</w:t>
       </w:r>
     </w:p>
     <w:p>
@@ -493,6 +2770,34 @@
     </w:p>
     <w:p>
       <w:pPr>
+        <w:spacing w:after="120"/>
+      </w:pPr>
+      <w:r>
+        <w:rPr>
+          <w:color w:val="666666"/>
+          <w:sz w:val="20"/>
+          <w:szCs w:val="20"/>
+        </w:rPr>
+        <w:t xml:space="preserve">4-box gate — tailwind: weak · TAM: weak · moat: yes · valuation: weak  (score 2.5 / 4)</w:t>
+      </w:r>
+    </w:p>
+    <w:p>
+      <w:pPr>
+        <w:spacing w:after="120"/>
+      </w:pPr>
+      <w:r>
+        <w:rPr>
+          <w:i/>
+          <w:iCs/>
+          <w:color w:val="666666"/>
+          <w:sz w:val="20"/>
+          <w:szCs w:val="20"/>
+        </w:rPr>
+        <w:t xml:space="preserve">Moat yes: genuine razor/razorblade lock-in (8-year printer life, only domestic maker of printers + inks, high switching costs). Tailwind weak: coding/marking demand grows only low-single-digit at industry level and Q1 FY27 core growth slowed to +3.8%. TAM weak: ~Rs 1,500-1,700 Cr domestic industry where Control Print is already dominant — a 10x needs the unproven packaging verticals to become a much larger business. Valuation weak: ~24-25x consolidated EPS with flat growth is not 'room to pay'; only the standalone core (~11-12x) looks fair. Score 2.5 -&gt; 2.0-2.5 band, no written exception (valuation box not 'yes', growth decelerating not un-ignorable, not a large-cap) -&gt; thesis_fit 'neither'. No analyst_override needed.</w:t>
+      </w:r>
+    </w:p>
+    <w:p>
+      <w:pPr>
         <w:pStyle w:val="Heading1"/>
         <w:spacing w:after="120" w:before="280"/>
       </w:pPr>
@@ -511,46 +2816,72 @@
           <w:sz w:val="24"/>
           <w:szCs w:val="24"/>
         </w:rPr>
-        <w:t xml:space="preserve">Real toll-booth core business with a plausible undervaluation case, but new-vertical execution hasn't inflected yet</w:t>
-      </w:r>
-    </w:p>
-    <w:p>
-      <w:pPr>
-        <w:pStyle w:val="ListParagraph"/>
-        <w:numPr>
-          <w:ilvl w:val="0"/>
-          <w:numId w:val="1"/>
-        </w:numPr>
-        <w:spacing w:after="60"/>
-      </w:pPr>
-      <w:r>
-        <w:t xml:space="preserve">Small size and a credible community valuation gap (EV ~Rs 1,000 Cr vs estimated fair ~Rs 3,000 Cr) keep this interesting, but current ROE (9.52%) reflects real, ongoing losses on the new-vertical bets that are supposed to drive the re-rating</w:t>
-      </w:r>
-    </w:p>
-    <w:p>
-      <w:pPr>
-        <w:pStyle w:val="ListParagraph"/>
-        <w:numPr>
-          <w:ilvl w:val="0"/>
-          <w:numId w:val="1"/>
-        </w:numPr>
-        <w:spacing w:after="60"/>
-      </w:pPr>
-      <w:r>
-        <w:t xml:space="preserve">A credible related-party independent-director concern and a large unexplained DII exit add real governance/conviction caution</w:t>
-      </w:r>
-    </w:p>
-    <w:p>
-      <w:pPr>
-        <w:pStyle w:val="ListParagraph"/>
-        <w:numPr>
-          <w:ilvl w:val="0"/>
-          <w:numId w:val="1"/>
-        </w:numPr>
-        <w:spacing w:after="60"/>
-      </w:pPr>
-      <w:r>
-        <w:t xml:space="preserve">Worth a revisit once there's clearer evidence the new verticals (Track &amp; Trace, CP Italy) are inflecting rather than still dragging</w:t>
+        <w:t xml:space="preserve">Real toll-booth core business, debt-free and dividend-paying, but growth stalled in Q1 FY27 and the new-vertical bets that are supposed to drive a re-rating are still loss-making with breakeven pushed and 'uncertain' — downgraded to Low-Medium</w:t>
+      </w:r>
+    </w:p>
+    <w:p>
+      <w:pPr>
+        <w:pStyle w:val="ListParagraph"/>
+        <w:numPr>
+          <w:ilvl w:val="0"/>
+          <w:numId w:val="1"/>
+        </w:numPr>
+        <w:spacing w:after="60"/>
+      </w:pPr>
+      <w:r>
+        <w:t xml:space="preserve">Four-box score 2.5 (moat yes; tailwind / tam / valuation weak) lands in the 2.0-2.5 band with no written exception (valuation box is not 'yes', growth is decelerating rather than un-ignorable, not a large-cap) -&gt; thesis_fit 'neither' is the natural table outcome; the earlier analyst_override is no longer needed</w:t>
+      </w:r>
+    </w:p>
+    <w:p>
+      <w:pPr>
+        <w:pStyle w:val="ListParagraph"/>
+        <w:numPr>
+          <w:ilvl w:val="0"/>
+          <w:numId w:val="1"/>
+        </w:numPr>
+        <w:spacing w:after="60"/>
+      </w:pPr>
+      <w:r>
+        <w:t xml:space="preserve">Deep read is a mild negative vs the initiation: Q1 FY27 consolidated revenue grew only 3.8% and PAT fell 54%; standalone core PAT also declined YoY; the packaging verticals (CP Italy / V-Shapes) are still loss-making with FY27 breakeven described by management as facing uncertainty after two years and ~Rs 55-60 Cr of losses</w:t>
+      </w:r>
+    </w:p>
+    <w:p>
+      <w:pPr>
+        <w:pStyle w:val="ListParagraph"/>
+        <w:numPr>
+          <w:ilvl w:val="0"/>
+          <w:numId w:val="1"/>
+        </w:numPr>
+        <w:spacing w:after="60"/>
+      </w:pPr>
+      <w:r>
+        <w:t xml:space="preserve">A credible related-party independent-director concern and an effectively complete DII exit (to 0.16%) add governance / conviction caution</w:t>
+      </w:r>
+    </w:p>
+    <w:p>
+      <w:pPr>
+        <w:pStyle w:val="ListParagraph"/>
+        <w:numPr>
+          <w:ilvl w:val="0"/>
+          <w:numId w:val="1"/>
+        </w:numPr>
+        <w:spacing w:after="60"/>
+      </w:pPr>
+      <w:r>
+        <w:t xml:space="preserve">Offsetting floor: debt-free / net-cash, ~53% stable promoter with no pledge, a consistent Rs 6 dividend, and a genuinely high-switching-cost core keep this a Low-Medium quality-at-fair-price watch rather than a further downgrade</w:t>
+      </w:r>
+    </w:p>
+    <w:p>
+      <w:pPr>
+        <w:pStyle w:val="ListParagraph"/>
+        <w:numPr>
+          <w:ilvl w:val="0"/>
+          <w:numId w:val="1"/>
+        </w:numPr>
+        <w:spacing w:after="60"/>
+      </w:pPr>
+      <w:r>
+        <w:t xml:space="preserve">Revisit once there is clear evidence the new verticals (Track &amp; Trace, CP Italy) are inflecting rather than dragging, and that core growth has re-accelerated</w:t>
       </w:r>
     </w:p>
     <w:p>

--- a/projects/valuepickr-open-screen/docs/Control Print.docx
+++ b/projects/valuepickr-open-screen/docs/Control Print.docx
@@ -2900,6 +2900,179 @@
           <w:szCs w:val="18"/>
         </w:rPr>
         <w:t xml:space="preserve">This is independent research and analysis for informational purposes only, not personalized financial or investment advice. Past multi-bagger performance and forum/social sentiment are not indicators of future returns. Do your own due diligence before investing.</w:t>
+      </w:r>
+    </w:p>
+    <w:p/>
+    <w:p>
+      <w:r>
+        <w:rPr>
+          <w:b/>
+          <w:sz w:val="28"/>
+        </w:rPr>
+        <w:t>🔄 RESEARCH UPDATE - 2026-10-05</w:t>
+      </w:r>
+    </w:p>
+    <w:p>
+      <w:r>
+        <w:rPr>
+          <w:b/>
+        </w:rPr>
+        <w:t>📊 Key Metrics:</w:t>
+      </w:r>
+    </w:p>
+    <w:p>
+      <w:pPr>
+        <w:ind w:left="360"/>
+      </w:pPr>
+      <w:r>
+        <w:t xml:space="preserve">  • Company: Control Print Ltd</w:t>
+      </w:r>
+    </w:p>
+    <w:p>
+      <w:pPr>
+        <w:ind w:left="360"/>
+      </w:pPr>
+      <w:r>
+        <w:t xml:space="preserve">  • Conviction: Low-Medium</w:t>
+      </w:r>
+    </w:p>
+    <w:p>
+      <w:pPr>
+        <w:ind w:left="360"/>
+      </w:pPr>
+      <w:r>
+        <w:t xml:space="preserve">  • Thesis: neither</w:t>
+      </w:r>
+    </w:p>
+    <w:p>
+      <w:pPr>
+        <w:ind w:left="360"/>
+      </w:pPr>
+      <w:r>
+        <w:t xml:space="preserve">  • 4-Box Score: 2.5</w:t>
+      </w:r>
+    </w:p>
+    <w:p>
+      <w:pPr>
+        <w:ind w:left="360"/>
+      </w:pPr>
+      <w:r>
+        <w:t xml:space="preserve">  • Research Date: 2026-09-08</w:t>
+      </w:r>
+    </w:p>
+    <w:p>
+      <w:pPr>
+        <w:ind w:left="360"/>
+      </w:pPr>
+      <w:r>
+        <w:t xml:space="preserve">  • Red Flag: None</w:t>
+      </w:r>
+    </w:p>
+    <w:p/>
+    <w:p>
+      <w:r>
+        <w:rPr>
+          <w:b/>
+        </w:rPr>
+        <w:t>📝 Verdict:</w:t>
+      </w:r>
+    </w:p>
+    <w:p>
+      <w:pPr>
+        <w:ind w:left="360"/>
+      </w:pPr>
+      <w:r>
+        <w:t>Real toll-booth core business, debt-free and dividend-paying, but growth stalled in Q1 FY27 and the new-vertical bets that are supposed to drive a re-rating are still loss-making with breakeven pushed and 'uncertain' — downgraded to Low-Medium</w:t>
+      </w:r>
+    </w:p>
+    <w:p/>
+    <w:p>
+      <w:r>
+        <w:rPr>
+          <w:b/>
+        </w:rPr>
+        <w:t>📈 Bull Case:</w:t>
+      </w:r>
+    </w:p>
+    <w:p>
+      <w:pPr>
+        <w:ind w:left="360"/>
+      </w:pPr>
+      <w:r>
+        <w:t>Genuinely sticky, monopoly-like core (8-year printer life locks in consumables/service; only domestic maker of both printers and inks) with very high switching costs and a long record of double-digit core growth</w:t>
+      </w:r>
+    </w:p>
+    <w:p>
+      <w:pPr>
+        <w:ind w:left="360"/>
+      </w:pPr>
+      <w:r>
+        <w:t>Debt-free / net-cash balance sheet and a consistent dividend (Rs 6 for FY26, ~1.7% yield); promoter ~53% and stable, no pledge</w:t>
+      </w:r>
+    </w:p>
+    <w:p>
+      <w:pPr>
+        <w:ind w:left="360"/>
+      </w:pPr>
+      <w:r>
+        <w:t>If the international packaging verticals reach breakeven, consolidated earnings normalise upward toward the standalone core (~Rs 80 Cr FY26) and the consolidated multiple compresses sharply from ~24x</w:t>
+      </w:r>
+    </w:p>
+    <w:p>
+      <w:pPr>
+        <w:ind w:left="360"/>
+      </w:pPr>
+      <w:r>
+        <w:t>Community valuation work estimates fair EV (~Rs 3,000 Cr) well above current (~Rs 1,000 Cr) with a 25% margin of safety, contingent on new-vertical stabilisation</w:t>
+      </w:r>
+    </w:p>
+    <w:p/>
+    <w:p>
+      <w:r>
+        <w:rPr>
+          <w:b/>
+        </w:rPr>
+        <w:t>📉 Bear Case:</w:t>
+      </w:r>
+    </w:p>
+    <w:p>
+      <w:pPr>
+        <w:ind w:left="360"/>
+      </w:pPr>
+      <w:r>
+        <w:t>Growth has stalled: Q1 FY27 consolidated revenue +3.8% YoY (vs a ~10%/qtr trend) and consolidated PAT -54% to Rs 3.9 Cr; standalone PAT also down YoY — the deceleration is now in the core, not just the verticals</w:t>
+      </w:r>
+    </w:p>
+    <w:p>
+      <w:pPr>
+        <w:ind w:left="360"/>
+      </w:pPr>
+      <w:r>
+        <w:t>New-vertical bets remain loss-making after ~2 years and ~Rs 55-60 Cr of cumulative losses on ~Rs 55-60 Cr invested; FY27 breakeven is management's own target but flagged as 'uncertain', and losses widened in Q3 FY26</w:t>
+      </w:r>
+    </w:p>
+    <w:p>
+      <w:pPr>
+        <w:ind w:left="360"/>
+      </w:pPr>
+      <w:r>
+        <w:t>Consolidated ROE 9.52% does not clear a quality bar; the flattering standalone view depends on ring-fencing the packaging losses that management chose to take on</w:t>
+      </w:r>
+    </w:p>
+    <w:p>
+      <w:pPr>
+        <w:ind w:left="360"/>
+      </w:pPr>
+      <w:r>
+        <w:t>Credible governance flag: an independent director may be a related party by marriage to the chairman's family (public evidence, raised in-thread)</w:t>
+      </w:r>
+    </w:p>
+    <w:p>
+      <w:pPr>
+        <w:ind w:left="360"/>
+      </w:pPr>
+      <w:r>
+        <w:t>Institutional conviction has left: DII holding ~1%+ -&gt; 0.16%, FII 9.9% -&gt; 3.1%, over the period, with no clearly stated reason</w:t>
       </w:r>
     </w:p>
     <w:sectPr>
